--- a/Project1/Group03_TamSang/01_report/Report_Group03_TamSang.docx
+++ b/Project1/Group03_TamSang/01_report/Report_Group03_TamSang.docx
@@ -6,7 +6,7 @@
       <w:pPr>
         <w:spacing w:after="0"/>
         <w:rPr>
-          <w:rFonts w:ascii="TH SarabunPSK" w:hAnsi="TH SarabunPSK" w:cs="TH SarabunPSK" w:hint="cs"/>
+          <w:rFonts w:ascii="TH SarabunPSK" w:hAnsi="TH SarabunPSK" w:cs="TH SarabunPSK"/>
         </w:rPr>
       </w:pPr>
       <w:r>
@@ -193,7 +193,7 @@
         <w:spacing w:after="0"/>
         <w:jc w:val="both"/>
         <w:rPr>
-          <w:rFonts w:ascii="TH SarabunPSK" w:hAnsi="TH SarabunPSK" w:cs="TH SarabunPSK" w:hint="cs"/>
+          <w:rFonts w:ascii="TH SarabunPSK" w:hAnsi="TH SarabunPSK" w:cs="TH SarabunPSK"/>
           <w:sz w:val="40"/>
           <w:szCs w:val="40"/>
         </w:rPr>
@@ -203,12 +203,355 @@
       <w:pPr>
         <w:spacing w:after="0"/>
         <w:jc w:val="center"/>
+        <w:rPr>
+          <w:rFonts w:ascii="TH SarabunPSK" w:hAnsi="TH SarabunPSK" w:cs="TH SarabunPSK"/>
+          <w:b/>
+          <w:bCs/>
+          <w:sz w:val="40"/>
+          <w:szCs w:val="40"/>
+        </w:rPr>
+      </w:pPr>
+      <w:r>
         <w:rPr>
           <w:rFonts w:ascii="TH SarabunPSK" w:hAnsi="TH SarabunPSK" w:cs="TH SarabunPSK" w:hint="cs"/>
           <w:b/>
           <w:bCs/>
           <w:sz w:val="40"/>
           <w:szCs w:val="40"/>
+          <w:cs/>
+        </w:rPr>
+        <w:t>จัดทำโดย</w:t>
+      </w:r>
+    </w:p>
+    <w:p>
+      <w:pPr>
+        <w:spacing w:after="0"/>
+        <w:ind w:left="720" w:firstLine="720"/>
+        <w:rPr>
+          <w:rFonts w:ascii="TH SarabunPSK" w:hAnsi="TH SarabunPSK" w:cs="TH SarabunPSK"/>
+          <w:sz w:val="40"/>
+          <w:szCs w:val="40"/>
+        </w:rPr>
+      </w:pPr>
+      <w:r>
+        <w:rPr>
+          <w:rFonts w:ascii="TH SarabunPSK" w:hAnsi="TH SarabunPSK" w:cs="TH SarabunPSK" w:hint="cs"/>
+          <w:sz w:val="40"/>
+          <w:szCs w:val="40"/>
+          <w:cs/>
+        </w:rPr>
+        <w:t>นางสาว</w:t>
+      </w:r>
+      <w:proofErr w:type="spellStart"/>
+      <w:r>
+        <w:rPr>
+          <w:rFonts w:ascii="TH SarabunPSK" w:hAnsi="TH SarabunPSK" w:cs="TH SarabunPSK" w:hint="cs"/>
+          <w:sz w:val="40"/>
+          <w:szCs w:val="40"/>
+          <w:cs/>
+        </w:rPr>
+        <w:t>ฑิฆัม</w:t>
+      </w:r>
+      <w:proofErr w:type="spellEnd"/>
+      <w:r>
+        <w:rPr>
+          <w:rFonts w:ascii="TH SarabunPSK" w:hAnsi="TH SarabunPSK" w:cs="TH SarabunPSK" w:hint="cs"/>
+          <w:sz w:val="40"/>
+          <w:szCs w:val="40"/>
+          <w:cs/>
+        </w:rPr>
+        <w:t>พร</w:t>
+      </w:r>
+      <w:r>
+        <w:rPr>
+          <w:rFonts w:ascii="TH SarabunPSK" w:hAnsi="TH SarabunPSK" w:cs="TH SarabunPSK"/>
+          <w:sz w:val="40"/>
+          <w:szCs w:val="40"/>
+          <w:cs/>
+        </w:rPr>
+        <w:tab/>
+      </w:r>
+      <w:r>
+        <w:rPr>
+          <w:rFonts w:ascii="TH SarabunPSK" w:hAnsi="TH SarabunPSK" w:cs="TH SarabunPSK" w:hint="cs"/>
+          <w:sz w:val="40"/>
+          <w:szCs w:val="40"/>
+          <w:cs/>
+        </w:rPr>
+        <w:t xml:space="preserve">ท้วมแก้ว </w:t>
+      </w:r>
+      <w:r>
+        <w:rPr>
+          <w:rFonts w:ascii="TH SarabunPSK" w:hAnsi="TH SarabunPSK" w:cs="TH SarabunPSK"/>
+          <w:sz w:val="40"/>
+          <w:szCs w:val="40"/>
+          <w:cs/>
+        </w:rPr>
+        <w:tab/>
+      </w:r>
+      <w:r>
+        <w:rPr>
+          <w:rFonts w:ascii="TH SarabunPSK" w:hAnsi="TH SarabunPSK" w:cs="TH SarabunPSK" w:hint="cs"/>
+          <w:sz w:val="40"/>
+          <w:szCs w:val="40"/>
+          <w:cs/>
+        </w:rPr>
+        <w:t xml:space="preserve">รหัสนิสิต </w:t>
+      </w:r>
+      <w:r>
+        <w:rPr>
+          <w:rFonts w:ascii="TH SarabunPSK" w:hAnsi="TH SarabunPSK" w:cs="TH SarabunPSK"/>
+          <w:sz w:val="40"/>
+          <w:szCs w:val="40"/>
+          <w:cs/>
+        </w:rPr>
+        <w:tab/>
+      </w:r>
+      <w:r>
+        <w:rPr>
+          <w:rFonts w:ascii="TH SarabunPSK" w:hAnsi="TH SarabunPSK" w:cs="TH SarabunPSK" w:hint="cs"/>
+          <w:sz w:val="40"/>
+          <w:szCs w:val="40"/>
+        </w:rPr>
+        <w:t>67102010161</w:t>
+      </w:r>
+    </w:p>
+    <w:p>
+      <w:pPr>
+        <w:spacing w:after="0"/>
+        <w:ind w:left="720" w:firstLine="720"/>
+        <w:rPr>
+          <w:rFonts w:ascii="TH SarabunPSK" w:hAnsi="TH SarabunPSK" w:cs="TH SarabunPSK"/>
+          <w:sz w:val="40"/>
+          <w:szCs w:val="40"/>
+        </w:rPr>
+      </w:pPr>
+      <w:r>
+        <w:rPr>
+          <w:rFonts w:ascii="TH SarabunPSK" w:hAnsi="TH SarabunPSK" w:cs="TH SarabunPSK" w:hint="cs"/>
+          <w:sz w:val="40"/>
+          <w:szCs w:val="40"/>
+          <w:cs/>
+        </w:rPr>
+        <w:t>นายพิชชากร</w:t>
+      </w:r>
+      <w:r>
+        <w:rPr>
+          <w:rFonts w:ascii="TH SarabunPSK" w:hAnsi="TH SarabunPSK" w:cs="TH SarabunPSK"/>
+          <w:sz w:val="40"/>
+          <w:szCs w:val="40"/>
+          <w:cs/>
+        </w:rPr>
+        <w:tab/>
+      </w:r>
+      <w:r>
+        <w:rPr>
+          <w:rFonts w:ascii="TH SarabunPSK" w:hAnsi="TH SarabunPSK" w:cs="TH SarabunPSK"/>
+          <w:sz w:val="40"/>
+          <w:szCs w:val="40"/>
+          <w:cs/>
+        </w:rPr>
+        <w:tab/>
+      </w:r>
+      <w:r>
+        <w:rPr>
+          <w:rFonts w:ascii="TH SarabunPSK" w:hAnsi="TH SarabunPSK" w:cs="TH SarabunPSK" w:hint="cs"/>
+          <w:sz w:val="40"/>
+          <w:szCs w:val="40"/>
+          <w:cs/>
+        </w:rPr>
+        <w:t xml:space="preserve">จลาสุภ      </w:t>
+      </w:r>
+      <w:r>
+        <w:rPr>
+          <w:rFonts w:ascii="TH SarabunPSK" w:hAnsi="TH SarabunPSK" w:cs="TH SarabunPSK" w:hint="cs"/>
+          <w:sz w:val="40"/>
+          <w:szCs w:val="40"/>
+          <w:cs/>
+        </w:rPr>
+        <w:t xml:space="preserve"> </w:t>
+      </w:r>
+      <w:r>
+        <w:rPr>
+          <w:rFonts w:ascii="TH SarabunPSK" w:hAnsi="TH SarabunPSK" w:cs="TH SarabunPSK"/>
+          <w:sz w:val="40"/>
+          <w:szCs w:val="40"/>
+          <w:cs/>
+        </w:rPr>
+        <w:tab/>
+      </w:r>
+      <w:r>
+        <w:rPr>
+          <w:rFonts w:ascii="TH SarabunPSK" w:hAnsi="TH SarabunPSK" w:cs="TH SarabunPSK" w:hint="cs"/>
+          <w:sz w:val="40"/>
+          <w:szCs w:val="40"/>
+          <w:cs/>
+        </w:rPr>
+        <w:t>รหัสนิสิต</w:t>
+      </w:r>
+      <w:r>
+        <w:rPr>
+          <w:rFonts w:ascii="TH SarabunPSK" w:hAnsi="TH SarabunPSK" w:cs="TH SarabunPSK"/>
+          <w:sz w:val="40"/>
+          <w:szCs w:val="40"/>
+          <w:cs/>
+        </w:rPr>
+        <w:tab/>
+      </w:r>
+      <w:r>
+        <w:rPr>
+          <w:rFonts w:ascii="TH SarabunPSK" w:hAnsi="TH SarabunPSK" w:cs="TH SarabunPSK" w:hint="cs"/>
+          <w:sz w:val="40"/>
+          <w:szCs w:val="40"/>
+        </w:rPr>
+        <w:t>67102010161</w:t>
+      </w:r>
+    </w:p>
+    <w:p>
+      <w:pPr>
+        <w:spacing w:after="0"/>
+        <w:ind w:left="720" w:firstLine="720"/>
+        <w:rPr>
+          <w:rFonts w:ascii="TH SarabunPSK" w:hAnsi="TH SarabunPSK" w:cs="TH SarabunPSK"/>
+          <w:sz w:val="40"/>
+          <w:szCs w:val="40"/>
+        </w:rPr>
+      </w:pPr>
+      <w:r>
+        <w:rPr>
+          <w:rFonts w:ascii="TH SarabunPSK" w:hAnsi="TH SarabunPSK" w:cs="TH SarabunPSK" w:hint="cs"/>
+          <w:sz w:val="40"/>
+          <w:szCs w:val="40"/>
+          <w:cs/>
+        </w:rPr>
+        <w:t xml:space="preserve">นายอามีน </w:t>
+      </w:r>
+      <w:r>
+        <w:rPr>
+          <w:rFonts w:ascii="TH SarabunPSK" w:hAnsi="TH SarabunPSK" w:cs="TH SarabunPSK"/>
+          <w:sz w:val="40"/>
+          <w:szCs w:val="40"/>
+          <w:cs/>
+        </w:rPr>
+        <w:tab/>
+      </w:r>
+      <w:r>
+        <w:rPr>
+          <w:rFonts w:ascii="TH SarabunPSK" w:hAnsi="TH SarabunPSK" w:cs="TH SarabunPSK" w:hint="cs"/>
+          <w:sz w:val="40"/>
+          <w:szCs w:val="40"/>
+          <w:cs/>
+        </w:rPr>
+        <w:t xml:space="preserve">  </w:t>
+      </w:r>
+      <w:r>
+        <w:rPr>
+          <w:rFonts w:ascii="TH SarabunPSK" w:hAnsi="TH SarabunPSK" w:cs="TH SarabunPSK"/>
+          <w:sz w:val="40"/>
+          <w:szCs w:val="40"/>
+          <w:cs/>
+        </w:rPr>
+        <w:tab/>
+      </w:r>
+      <w:proofErr w:type="spellStart"/>
+      <w:r>
+        <w:rPr>
+          <w:rFonts w:ascii="TH SarabunPSK" w:hAnsi="TH SarabunPSK" w:cs="TH SarabunPSK" w:hint="cs"/>
+          <w:sz w:val="40"/>
+          <w:szCs w:val="40"/>
+          <w:cs/>
+        </w:rPr>
+        <w:t>สาแม</w:t>
+      </w:r>
+      <w:proofErr w:type="spellEnd"/>
+      <w:r>
+        <w:rPr>
+          <w:rFonts w:ascii="TH SarabunPSK" w:hAnsi="TH SarabunPSK" w:cs="TH SarabunPSK" w:hint="cs"/>
+          <w:sz w:val="40"/>
+          <w:szCs w:val="40"/>
+          <w:cs/>
+        </w:rPr>
+        <w:t xml:space="preserve">     </w:t>
+      </w:r>
+      <w:r>
+        <w:rPr>
+          <w:rFonts w:ascii="TH SarabunPSK" w:hAnsi="TH SarabunPSK" w:cs="TH SarabunPSK"/>
+          <w:sz w:val="40"/>
+          <w:szCs w:val="40"/>
+          <w:cs/>
+        </w:rPr>
+        <w:tab/>
+      </w:r>
+      <w:r>
+        <w:rPr>
+          <w:rFonts w:ascii="TH SarabunPSK" w:hAnsi="TH SarabunPSK" w:cs="TH SarabunPSK" w:hint="cs"/>
+          <w:sz w:val="40"/>
+          <w:szCs w:val="40"/>
+          <w:cs/>
+        </w:rPr>
+        <w:t>รหัสนิสิต</w:t>
+      </w:r>
+      <w:r>
+        <w:rPr>
+          <w:rFonts w:ascii="TH SarabunPSK" w:hAnsi="TH SarabunPSK" w:cs="TH SarabunPSK"/>
+          <w:sz w:val="40"/>
+          <w:szCs w:val="40"/>
+          <w:cs/>
+        </w:rPr>
+        <w:tab/>
+      </w:r>
+      <w:r>
+        <w:rPr>
+          <w:rFonts w:ascii="TH SarabunPSK" w:hAnsi="TH SarabunPSK" w:cs="TH SarabunPSK" w:hint="cs"/>
+          <w:sz w:val="40"/>
+          <w:szCs w:val="40"/>
+        </w:rPr>
+        <w:t>67102010161</w:t>
+      </w:r>
+    </w:p>
+    <w:p>
+      <w:pPr>
+        <w:spacing w:after="0"/>
+        <w:ind w:left="2880"/>
+        <w:rPr>
+          <w:rFonts w:ascii="TH SarabunPSK" w:hAnsi="TH SarabunPSK" w:cs="TH SarabunPSK"/>
+          <w:sz w:val="40"/>
+          <w:szCs w:val="40"/>
+        </w:rPr>
+      </w:pPr>
+    </w:p>
+    <w:p>
+      <w:pPr>
+        <w:spacing w:after="0"/>
+        <w:ind w:left="2880"/>
+        <w:rPr>
+          <w:rFonts w:ascii="TH SarabunPSK" w:hAnsi="TH SarabunPSK" w:cs="TH SarabunPSK"/>
+          <w:sz w:val="40"/>
+          <w:szCs w:val="40"/>
+        </w:rPr>
+      </w:pPr>
+    </w:p>
+    <w:p>
+      <w:pPr>
+        <w:spacing w:after="0"/>
+        <w:ind w:left="2880"/>
+        <w:rPr>
+          <w:rFonts w:ascii="TH SarabunPSK" w:hAnsi="TH SarabunPSK" w:cs="TH SarabunPSK"/>
+          <w:sz w:val="40"/>
+          <w:szCs w:val="40"/>
+        </w:rPr>
+      </w:pPr>
+    </w:p>
+    <w:p>
+      <w:pPr>
+        <w:spacing w:after="0"/>
+        <w:jc w:val="center"/>
+        <w:rPr>
+          <w:rFonts w:ascii="TH SarabunPSK" w:hAnsi="TH SarabunPSK" w:cs="TH SarabunPSK"/>
+          <w:b/>
+          <w:bCs/>
+          <w:sz w:val="40"/>
+          <w:szCs w:val="40"/>
         </w:rPr>
       </w:pPr>
       <w:r>
@@ -220,7 +563,37 @@
           <w:szCs w:val="40"/>
           <w:cs/>
         </w:rPr>
-        <w:t>จัดทำโดย</w:t>
+        <w:t>เสนอ</w:t>
+      </w:r>
+    </w:p>
+    <w:p>
+      <w:pPr>
+        <w:spacing w:after="0"/>
+        <w:ind w:left="2160"/>
+        <w:rPr>
+          <w:rFonts w:ascii="TH SarabunPSK" w:hAnsi="TH SarabunPSK" w:cs="TH SarabunPSK"/>
+          <w:sz w:val="40"/>
+          <w:szCs w:val="40"/>
+        </w:rPr>
+      </w:pPr>
+      <w:r>
+        <w:rPr>
+          <w:rFonts w:ascii="TH SarabunPSK" w:hAnsi="TH SarabunPSK" w:cs="TH SarabunPSK"/>
+          <w:b/>
+          <w:bCs/>
+          <w:sz w:val="40"/>
+          <w:szCs w:val="40"/>
+        </w:rPr>
+        <w:t> </w:t>
+      </w:r>
+      <w:r>
+        <w:rPr>
+          <w:rFonts w:ascii="TH SarabunPSK" w:hAnsi="TH SarabunPSK" w:cs="TH SarabunPSK"/>
+          <w:sz w:val="40"/>
+          <w:szCs w:val="40"/>
+          <w:cs/>
+        </w:rPr>
+        <w:t>ผู้ช่วยศาสตราจารย์ ดร.วราภรณ์ วิยานนท์</w:t>
       </w:r>
     </w:p>
     <w:p>
@@ -240,19 +613,35 @@
           <w:szCs w:val="40"/>
           <w:cs/>
         </w:rPr>
-        <w:t>นางสาว</w:t>
-      </w:r>
-      <w:proofErr w:type="spellStart"/>
+        <w:t>รายงานนี้เป็นส่วนหนึ่งรายวิชา</w:t>
+      </w:r>
+      <w:r>
+        <w:rPr>
+          <w:rFonts w:ascii="TH SarabunPSK" w:hAnsi="TH SarabunPSK" w:cs="TH SarabunPSK"/>
+          <w:sz w:val="40"/>
+          <w:szCs w:val="40"/>
+        </w:rPr>
+        <w:t xml:space="preserve"> </w:t>
+      </w:r>
       <w:r>
         <w:rPr>
           <w:rFonts w:ascii="TH SarabunPSK" w:hAnsi="TH SarabunPSK" w:cs="TH SarabunPSK" w:hint="cs"/>
           <w:sz w:val="40"/>
           <w:szCs w:val="40"/>
-          <w:cs/>
-        </w:rPr>
-        <w:t>ฑิฆัม</w:t>
-      </w:r>
-      <w:proofErr w:type="spellEnd"/>
+        </w:rPr>
+        <w:t>CP242 Database Systems</w:t>
+      </w:r>
+    </w:p>
+    <w:p>
+      <w:pPr>
+        <w:spacing w:after="0"/>
+        <w:ind w:left="2160" w:firstLine="720"/>
+        <w:rPr>
+          <w:rFonts w:ascii="TH SarabunPSK" w:hAnsi="TH SarabunPSK" w:cs="TH SarabunPSK"/>
+          <w:sz w:val="40"/>
+          <w:szCs w:val="40"/>
+        </w:rPr>
+      </w:pPr>
       <w:r>
         <w:rPr>
           <w:rFonts w:ascii="TH SarabunPSK" w:hAnsi="TH SarabunPSK" w:cs="TH SarabunPSK" w:hint="cs"/>
@@ -260,17 +649,9 @@
           <w:szCs w:val="40"/>
           <w:cs/>
         </w:rPr>
-        <w:t>พร</w:t>
-      </w:r>
-      <w:r>
-        <w:rPr>
-          <w:rFonts w:ascii="TH SarabunPSK" w:hAnsi="TH SarabunPSK" w:cs="TH SarabunPSK"/>
-          <w:sz w:val="40"/>
-          <w:szCs w:val="40"/>
-          <w:cs/>
-        </w:rPr>
-        <w:tab/>
-      </w:r>
+        <w:t>มหาวิทยาลัยศรีนครินทรวิ</w:t>
+      </w:r>
+      <w:proofErr w:type="spellStart"/>
       <w:r>
         <w:rPr>
           <w:rFonts w:ascii="TH SarabunPSK" w:hAnsi="TH SarabunPSK" w:cs="TH SarabunPSK" w:hint="cs"/>
@@ -278,269 +659,9 @@
           <w:szCs w:val="40"/>
           <w:cs/>
         </w:rPr>
-        <w:t xml:space="preserve">ท้วมแก้ว </w:t>
-      </w:r>
-      <w:r>
-        <w:rPr>
-          <w:rFonts w:ascii="TH SarabunPSK" w:hAnsi="TH SarabunPSK" w:cs="TH SarabunPSK"/>
-          <w:sz w:val="40"/>
-          <w:szCs w:val="40"/>
-          <w:cs/>
-        </w:rPr>
-        <w:tab/>
-      </w:r>
-      <w:r>
-        <w:rPr>
-          <w:rFonts w:ascii="TH SarabunPSK" w:hAnsi="TH SarabunPSK" w:cs="TH SarabunPSK" w:hint="cs"/>
-          <w:sz w:val="40"/>
-          <w:szCs w:val="40"/>
-          <w:cs/>
-        </w:rPr>
-        <w:t xml:space="preserve">รหัสนิสิต </w:t>
-      </w:r>
-      <w:r>
-        <w:rPr>
-          <w:rFonts w:ascii="TH SarabunPSK" w:hAnsi="TH SarabunPSK" w:cs="TH SarabunPSK"/>
-          <w:sz w:val="40"/>
-          <w:szCs w:val="40"/>
-          <w:cs/>
-        </w:rPr>
-        <w:tab/>
-      </w:r>
-      <w:r>
-        <w:rPr>
-          <w:rFonts w:ascii="TH SarabunPSK" w:hAnsi="TH SarabunPSK" w:cs="TH SarabunPSK" w:hint="cs"/>
-          <w:sz w:val="40"/>
-          <w:szCs w:val="40"/>
-        </w:rPr>
-        <w:t>67102010161</w:t>
-      </w:r>
-    </w:p>
-    <w:p>
-      <w:pPr>
-        <w:spacing w:after="0"/>
-        <w:ind w:left="720" w:firstLine="720"/>
-        <w:rPr>
-          <w:rFonts w:ascii="TH SarabunPSK" w:hAnsi="TH SarabunPSK" w:cs="TH SarabunPSK"/>
-          <w:sz w:val="40"/>
-          <w:szCs w:val="40"/>
-        </w:rPr>
-      </w:pPr>
-      <w:r>
-        <w:rPr>
-          <w:rFonts w:ascii="TH SarabunPSK" w:hAnsi="TH SarabunPSK" w:cs="TH SarabunPSK" w:hint="cs"/>
-          <w:sz w:val="40"/>
-          <w:szCs w:val="40"/>
-          <w:cs/>
-        </w:rPr>
-        <w:t>นายพิชชากร</w:t>
-      </w:r>
-      <w:r>
-        <w:rPr>
-          <w:rFonts w:ascii="TH SarabunPSK" w:hAnsi="TH SarabunPSK" w:cs="TH SarabunPSK"/>
-          <w:sz w:val="40"/>
-          <w:szCs w:val="40"/>
-          <w:cs/>
-        </w:rPr>
-        <w:tab/>
-      </w:r>
-      <w:r>
-        <w:rPr>
-          <w:rFonts w:ascii="TH SarabunPSK" w:hAnsi="TH SarabunPSK" w:cs="TH SarabunPSK"/>
-          <w:sz w:val="40"/>
-          <w:szCs w:val="40"/>
-          <w:cs/>
-        </w:rPr>
-        <w:tab/>
-      </w:r>
-      <w:r>
-        <w:rPr>
-          <w:rFonts w:ascii="TH SarabunPSK" w:hAnsi="TH SarabunPSK" w:cs="TH SarabunPSK" w:hint="cs"/>
-          <w:sz w:val="40"/>
-          <w:szCs w:val="40"/>
-          <w:cs/>
-        </w:rPr>
-        <w:t xml:space="preserve">จลาสุภ      </w:t>
-      </w:r>
-      <w:r>
-        <w:rPr>
-          <w:rFonts w:ascii="TH SarabunPSK" w:hAnsi="TH SarabunPSK" w:cs="TH SarabunPSK" w:hint="cs"/>
-          <w:sz w:val="40"/>
-          <w:szCs w:val="40"/>
-          <w:cs/>
-        </w:rPr>
-        <w:t xml:space="preserve"> </w:t>
-      </w:r>
-      <w:r>
-        <w:rPr>
-          <w:rFonts w:ascii="TH SarabunPSK" w:hAnsi="TH SarabunPSK" w:cs="TH SarabunPSK"/>
-          <w:sz w:val="40"/>
-          <w:szCs w:val="40"/>
-          <w:cs/>
-        </w:rPr>
-        <w:tab/>
-      </w:r>
-      <w:r>
-        <w:rPr>
-          <w:rFonts w:ascii="TH SarabunPSK" w:hAnsi="TH SarabunPSK" w:cs="TH SarabunPSK" w:hint="cs"/>
-          <w:sz w:val="40"/>
-          <w:szCs w:val="40"/>
-          <w:cs/>
-        </w:rPr>
-        <w:t>รหัสนิสิต</w:t>
-      </w:r>
-      <w:r>
-        <w:rPr>
-          <w:rFonts w:ascii="TH SarabunPSK" w:hAnsi="TH SarabunPSK" w:cs="TH SarabunPSK"/>
-          <w:sz w:val="40"/>
-          <w:szCs w:val="40"/>
-          <w:cs/>
-        </w:rPr>
-        <w:tab/>
-      </w:r>
-      <w:r>
-        <w:rPr>
-          <w:rFonts w:ascii="TH SarabunPSK" w:hAnsi="TH SarabunPSK" w:cs="TH SarabunPSK" w:hint="cs"/>
-          <w:sz w:val="40"/>
-          <w:szCs w:val="40"/>
-        </w:rPr>
-        <w:t>67102010161</w:t>
-      </w:r>
-    </w:p>
-    <w:p>
-      <w:pPr>
-        <w:spacing w:after="0"/>
-        <w:ind w:left="720" w:firstLine="720"/>
-        <w:rPr>
-          <w:rFonts w:ascii="TH SarabunPSK" w:hAnsi="TH SarabunPSK" w:cs="TH SarabunPSK" w:hint="cs"/>
-          <w:sz w:val="40"/>
-          <w:szCs w:val="40"/>
-        </w:rPr>
-      </w:pPr>
-      <w:r>
-        <w:rPr>
-          <w:rFonts w:ascii="TH SarabunPSK" w:hAnsi="TH SarabunPSK" w:cs="TH SarabunPSK" w:hint="cs"/>
-          <w:sz w:val="40"/>
-          <w:szCs w:val="40"/>
-          <w:cs/>
-        </w:rPr>
-        <w:t xml:space="preserve">นายอามีน </w:t>
-      </w:r>
-      <w:r>
-        <w:rPr>
-          <w:rFonts w:ascii="TH SarabunPSK" w:hAnsi="TH SarabunPSK" w:cs="TH SarabunPSK"/>
-          <w:sz w:val="40"/>
-          <w:szCs w:val="40"/>
-          <w:cs/>
-        </w:rPr>
-        <w:tab/>
-      </w:r>
-      <w:r>
-        <w:rPr>
-          <w:rFonts w:ascii="TH SarabunPSK" w:hAnsi="TH SarabunPSK" w:cs="TH SarabunPSK" w:hint="cs"/>
-          <w:sz w:val="40"/>
-          <w:szCs w:val="40"/>
-          <w:cs/>
-        </w:rPr>
-        <w:t xml:space="preserve">  </w:t>
-      </w:r>
-      <w:r>
-        <w:rPr>
-          <w:rFonts w:ascii="TH SarabunPSK" w:hAnsi="TH SarabunPSK" w:cs="TH SarabunPSK"/>
-          <w:sz w:val="40"/>
-          <w:szCs w:val="40"/>
-          <w:cs/>
-        </w:rPr>
-        <w:tab/>
-      </w:r>
-      <w:proofErr w:type="spellStart"/>
-      <w:r>
-        <w:rPr>
-          <w:rFonts w:ascii="TH SarabunPSK" w:hAnsi="TH SarabunPSK" w:cs="TH SarabunPSK" w:hint="cs"/>
-          <w:sz w:val="40"/>
-          <w:szCs w:val="40"/>
-          <w:cs/>
-        </w:rPr>
-        <w:t>สาแม</w:t>
+        <w:t>โรฒ</w:t>
       </w:r>
       <w:proofErr w:type="spellEnd"/>
-      <w:r>
-        <w:rPr>
-          <w:rFonts w:ascii="TH SarabunPSK" w:hAnsi="TH SarabunPSK" w:cs="TH SarabunPSK" w:hint="cs"/>
-          <w:sz w:val="40"/>
-          <w:szCs w:val="40"/>
-          <w:cs/>
-        </w:rPr>
-        <w:t xml:space="preserve">     </w:t>
-      </w:r>
-      <w:r>
-        <w:rPr>
-          <w:rFonts w:ascii="TH SarabunPSK" w:hAnsi="TH SarabunPSK" w:cs="TH SarabunPSK"/>
-          <w:sz w:val="40"/>
-          <w:szCs w:val="40"/>
-          <w:cs/>
-        </w:rPr>
-        <w:tab/>
-      </w:r>
-      <w:r>
-        <w:rPr>
-          <w:rFonts w:ascii="TH SarabunPSK" w:hAnsi="TH SarabunPSK" w:cs="TH SarabunPSK" w:hint="cs"/>
-          <w:sz w:val="40"/>
-          <w:szCs w:val="40"/>
-          <w:cs/>
-        </w:rPr>
-        <w:t>รหัสนิสิต</w:t>
-      </w:r>
-      <w:r>
-        <w:rPr>
-          <w:rFonts w:ascii="TH SarabunPSK" w:hAnsi="TH SarabunPSK" w:cs="TH SarabunPSK"/>
-          <w:sz w:val="40"/>
-          <w:szCs w:val="40"/>
-          <w:cs/>
-        </w:rPr>
-        <w:tab/>
-      </w:r>
-      <w:r>
-        <w:rPr>
-          <w:rFonts w:ascii="TH SarabunPSK" w:hAnsi="TH SarabunPSK" w:cs="TH SarabunPSK" w:hint="cs"/>
-          <w:sz w:val="40"/>
-          <w:szCs w:val="40"/>
-        </w:rPr>
-        <w:t>67102010161</w:t>
-      </w:r>
-    </w:p>
-    <w:p>
-      <w:pPr>
-        <w:spacing w:after="0"/>
-        <w:ind w:left="2880"/>
-        <w:rPr>
-          <w:rFonts w:ascii="TH SarabunPSK" w:hAnsi="TH SarabunPSK" w:cs="TH SarabunPSK"/>
-          <w:sz w:val="40"/>
-          <w:szCs w:val="40"/>
-        </w:rPr>
-      </w:pPr>
-    </w:p>
-    <w:p>
-      <w:pPr>
-        <w:spacing w:after="0"/>
-        <w:ind w:left="2880"/>
-        <w:rPr>
-          <w:rFonts w:ascii="TH SarabunPSK" w:hAnsi="TH SarabunPSK" w:cs="TH SarabunPSK"/>
-          <w:sz w:val="40"/>
-          <w:szCs w:val="40"/>
-        </w:rPr>
-      </w:pPr>
-    </w:p>
-    <w:p>
-      <w:pPr>
-        <w:spacing w:after="0"/>
-        <w:ind w:left="2880"/>
-        <w:rPr>
-          <w:rFonts w:ascii="TH SarabunPSK" w:hAnsi="TH SarabunPSK" w:cs="TH SarabunPSK" w:hint="cs"/>
-          <w:sz w:val="40"/>
-          <w:szCs w:val="40"/>
-        </w:rPr>
-      </w:pPr>
     </w:p>
     <w:p>
       <w:pPr>
@@ -563,127 +684,6 @@
           <w:szCs w:val="40"/>
           <w:cs/>
         </w:rPr>
-        <w:t>เสนอ</w:t>
-      </w:r>
-    </w:p>
-    <w:p>
-      <w:pPr>
-        <w:spacing w:after="0"/>
-        <w:ind w:left="2160"/>
-        <w:rPr>
-          <w:rFonts w:ascii="TH SarabunPSK" w:hAnsi="TH SarabunPSK" w:cs="TH SarabunPSK"/>
-          <w:sz w:val="40"/>
-          <w:szCs w:val="40"/>
-        </w:rPr>
-      </w:pPr>
-      <w:r>
-        <w:rPr>
-          <w:rFonts w:ascii="TH SarabunPSK" w:hAnsi="TH SarabunPSK" w:cs="TH SarabunPSK"/>
-          <w:b/>
-          <w:bCs/>
-          <w:sz w:val="40"/>
-          <w:szCs w:val="40"/>
-        </w:rPr>
-        <w:t> </w:t>
-      </w:r>
-      <w:r>
-        <w:rPr>
-          <w:rFonts w:ascii="TH SarabunPSK" w:hAnsi="TH SarabunPSK" w:cs="TH SarabunPSK"/>
-          <w:sz w:val="40"/>
-          <w:szCs w:val="40"/>
-          <w:cs/>
-        </w:rPr>
-        <w:t>ผู้ช่วยศาสตราจารย์ ดร.วราภรณ์ วิยานนท์</w:t>
-      </w:r>
-    </w:p>
-    <w:p>
-      <w:pPr>
-        <w:spacing w:after="0"/>
-        <w:ind w:left="720" w:firstLine="720"/>
-        <w:rPr>
-          <w:rFonts w:ascii="TH SarabunPSK" w:hAnsi="TH SarabunPSK" w:cs="TH SarabunPSK"/>
-          <w:sz w:val="40"/>
-          <w:szCs w:val="40"/>
-        </w:rPr>
-      </w:pPr>
-      <w:r>
-        <w:rPr>
-          <w:rFonts w:ascii="TH SarabunPSK" w:hAnsi="TH SarabunPSK" w:cs="TH SarabunPSK" w:hint="cs"/>
-          <w:sz w:val="40"/>
-          <w:szCs w:val="40"/>
-          <w:cs/>
-        </w:rPr>
-        <w:t>รายงานนี้เป็นส่วนหนึ่งรายวิชา</w:t>
-      </w:r>
-      <w:r>
-        <w:rPr>
-          <w:rFonts w:ascii="TH SarabunPSK" w:hAnsi="TH SarabunPSK" w:cs="TH SarabunPSK"/>
-          <w:sz w:val="40"/>
-          <w:szCs w:val="40"/>
-        </w:rPr>
-        <w:t xml:space="preserve"> </w:t>
-      </w:r>
-      <w:r>
-        <w:rPr>
-          <w:rFonts w:ascii="TH SarabunPSK" w:hAnsi="TH SarabunPSK" w:cs="TH SarabunPSK" w:hint="cs"/>
-          <w:sz w:val="40"/>
-          <w:szCs w:val="40"/>
-        </w:rPr>
-        <w:t>CP242 Database Systems</w:t>
-      </w:r>
-    </w:p>
-    <w:p>
-      <w:pPr>
-        <w:spacing w:after="0"/>
-        <w:ind w:left="2160" w:firstLine="720"/>
-        <w:rPr>
-          <w:rFonts w:ascii="TH SarabunPSK" w:hAnsi="TH SarabunPSK" w:cs="TH SarabunPSK"/>
-          <w:sz w:val="40"/>
-          <w:szCs w:val="40"/>
-        </w:rPr>
-      </w:pPr>
-      <w:r>
-        <w:rPr>
-          <w:rFonts w:ascii="TH SarabunPSK" w:hAnsi="TH SarabunPSK" w:cs="TH SarabunPSK" w:hint="cs"/>
-          <w:sz w:val="40"/>
-          <w:szCs w:val="40"/>
-          <w:cs/>
-        </w:rPr>
-        <w:t>มหาวิทยาลัยศรีนครินทรวิ</w:t>
-      </w:r>
-      <w:proofErr w:type="spellStart"/>
-      <w:r>
-        <w:rPr>
-          <w:rFonts w:ascii="TH SarabunPSK" w:hAnsi="TH SarabunPSK" w:cs="TH SarabunPSK" w:hint="cs"/>
-          <w:sz w:val="40"/>
-          <w:szCs w:val="40"/>
-          <w:cs/>
-        </w:rPr>
-        <w:t>โรฒ</w:t>
-      </w:r>
-      <w:proofErr w:type="spellEnd"/>
-    </w:p>
-    <w:p>
-      <w:pPr>
-        <w:spacing w:after="0"/>
-        <w:jc w:val="center"/>
-        <w:rPr>
-          <w:rFonts w:ascii="TH SarabunPSK" w:hAnsi="TH SarabunPSK" w:cs="TH SarabunPSK"/>
-          <w:b/>
-          <w:bCs/>
-          <w:sz w:val="40"/>
-          <w:szCs w:val="40"/>
-        </w:rPr>
-      </w:pPr>
-      <w:r>
-        <w:rPr>
-          <w:rFonts w:ascii="TH SarabunPSK" w:hAnsi="TH SarabunPSK" w:cs="TH SarabunPSK" w:hint="cs"/>
-          <w:b/>
-          <w:bCs/>
-          <w:sz w:val="40"/>
-          <w:szCs w:val="40"/>
-          <w:cs/>
-        </w:rPr>
         <w:lastRenderedPageBreak/>
         <w:t>สารบัญ</w:t>
       </w:r>
@@ -693,7 +693,7 @@
         <w:spacing w:after="0"/>
         <w:jc w:val="center"/>
         <w:rPr>
-          <w:rFonts w:ascii="TH SarabunPSK" w:hAnsi="TH SarabunPSK" w:cs="TH SarabunPSK" w:hint="cs"/>
+          <w:rFonts w:ascii="TH SarabunPSK" w:hAnsi="TH SarabunPSK" w:cs="TH SarabunPSK"/>
           <w:b/>
           <w:bCs/>
           <w:sz w:val="40"/>
@@ -728,7 +728,7 @@
           <w:p>
             <w:pPr>
               <w:rPr>
-                <w:rFonts w:ascii="TH SarabunPSK" w:hAnsi="TH SarabunPSK" w:cs="TH SarabunPSK" w:hint="cs"/>
+                <w:rFonts w:ascii="TH SarabunPSK" w:hAnsi="TH SarabunPSK" w:cs="TH SarabunPSK"/>
                 <w:sz w:val="36"/>
                 <w:szCs w:val="36"/>
               </w:rPr>
@@ -743,7 +743,7 @@
             <w:pPr>
               <w:jc w:val="right"/>
               <w:rPr>
-                <w:rFonts w:ascii="TH SarabunPSK" w:hAnsi="TH SarabunPSK" w:cs="TH SarabunPSK" w:hint="cs"/>
+                <w:rFonts w:ascii="TH SarabunPSK" w:hAnsi="TH SarabunPSK" w:cs="TH SarabunPSK"/>
                 <w:sz w:val="36"/>
                 <w:szCs w:val="36"/>
               </w:rPr>
@@ -771,7 +771,7 @@
                 <w:tab w:val="left" w:pos="1223"/>
               </w:tabs>
               <w:rPr>
-                <w:rFonts w:ascii="TH SarabunPSK" w:hAnsi="TH SarabunPSK" w:cs="TH SarabunPSK" w:hint="cs"/>
+                <w:rFonts w:ascii="TH SarabunPSK" w:hAnsi="TH SarabunPSK" w:cs="TH SarabunPSK"/>
                 <w:sz w:val="36"/>
                 <w:szCs w:val="36"/>
               </w:rPr>
@@ -827,7 +827,7 @@
           <w:p>
             <w:pPr>
               <w:rPr>
-                <w:rFonts w:ascii="TH SarabunPSK" w:hAnsi="TH SarabunPSK" w:cs="TH SarabunPSK" w:hint="cs"/>
+                <w:rFonts w:ascii="TH SarabunPSK" w:hAnsi="TH SarabunPSK" w:cs="TH SarabunPSK"/>
                 <w:sz w:val="36"/>
                 <w:szCs w:val="36"/>
               </w:rPr>
@@ -850,7 +850,7 @@
             <w:pPr>
               <w:jc w:val="right"/>
               <w:rPr>
-                <w:rFonts w:ascii="TH SarabunPSK" w:hAnsi="TH SarabunPSK" w:cs="TH SarabunPSK" w:hint="cs"/>
+                <w:rFonts w:ascii="TH SarabunPSK" w:hAnsi="TH SarabunPSK" w:cs="TH SarabunPSK"/>
                 <w:sz w:val="36"/>
                 <w:szCs w:val="36"/>
               </w:rPr>
@@ -884,7 +884,7 @@
           <w:p>
             <w:pPr>
               <w:rPr>
-                <w:rFonts w:ascii="TH SarabunPSK" w:hAnsi="TH SarabunPSK" w:cs="TH SarabunPSK" w:hint="cs"/>
+                <w:rFonts w:ascii="TH SarabunPSK" w:hAnsi="TH SarabunPSK" w:cs="TH SarabunPSK"/>
                 <w:sz w:val="36"/>
                 <w:szCs w:val="36"/>
               </w:rPr>
@@ -907,7 +907,7 @@
             <w:pPr>
               <w:jc w:val="right"/>
               <w:rPr>
-                <w:rFonts w:ascii="TH SarabunPSK" w:hAnsi="TH SarabunPSK" w:cs="TH SarabunPSK" w:hint="cs"/>
+                <w:rFonts w:ascii="TH SarabunPSK" w:hAnsi="TH SarabunPSK" w:cs="TH SarabunPSK"/>
                 <w:sz w:val="36"/>
                 <w:szCs w:val="36"/>
               </w:rPr>
@@ -940,7 +940,7 @@
           <w:p>
             <w:pPr>
               <w:rPr>
-                <w:rFonts w:ascii="TH SarabunPSK" w:hAnsi="TH SarabunPSK" w:cs="TH SarabunPSK" w:hint="cs"/>
+                <w:rFonts w:ascii="TH SarabunPSK" w:hAnsi="TH SarabunPSK" w:cs="TH SarabunPSK"/>
                 <w:sz w:val="36"/>
                 <w:szCs w:val="36"/>
               </w:rPr>
@@ -963,7 +963,7 @@
             <w:pPr>
               <w:jc w:val="right"/>
               <w:rPr>
-                <w:rFonts w:ascii="TH SarabunPSK" w:hAnsi="TH SarabunPSK" w:cs="TH SarabunPSK" w:hint="cs"/>
+                <w:rFonts w:ascii="TH SarabunPSK" w:hAnsi="TH SarabunPSK" w:cs="TH SarabunPSK"/>
                 <w:sz w:val="36"/>
                 <w:szCs w:val="36"/>
               </w:rPr>
@@ -974,15 +974,7 @@
                 <w:sz w:val="36"/>
                 <w:szCs w:val="36"/>
               </w:rPr>
-              <w:t>1</w:t>
-            </w:r>
-            <w:r>
-              <w:rPr>
-                <w:rFonts w:ascii="TH SarabunPSK" w:hAnsi="TH SarabunPSK" w:cs="TH SarabunPSK"/>
-                <w:sz w:val="36"/>
-                <w:szCs w:val="36"/>
-              </w:rPr>
-              <w:t>1</w:t>
+              <w:t>11</w:t>
             </w:r>
             <w:r>
               <w:rPr>
@@ -1001,7 +993,7 @@
       <w:pPr>
         <w:spacing w:after="0"/>
         <w:rPr>
-          <w:rFonts w:ascii="TH SarabunPSK" w:hAnsi="TH SarabunPSK" w:cs="TH SarabunPSK" w:hint="cs"/>
+          <w:rFonts w:ascii="TH SarabunPSK" w:hAnsi="TH SarabunPSK" w:cs="TH SarabunPSK"/>
           <w:sz w:val="40"/>
           <w:szCs w:val="40"/>
         </w:rPr>
@@ -1404,27 +1396,236 @@
         </w:numPr>
         <w:spacing w:after="0"/>
         <w:rPr>
+          <w:rFonts w:ascii="TH SarabunPSK" w:hAnsi="TH SarabunPSK" w:cs="TH SarabunPSK"/>
+          <w:sz w:val="32"/>
+          <w:szCs w:val="32"/>
+        </w:rPr>
+      </w:pPr>
+      <w:r>
+        <w:rPr>
+          <w:rFonts w:ascii="TH SarabunPSK" w:hAnsi="TH SarabunPSK" w:cs="TH SarabunPSK"/>
+          <w:sz w:val="32"/>
+          <w:szCs w:val="32"/>
+          <w:cs/>
+        </w:rPr>
+        <w:t>ข้อมูลเมนูและวัตถุดิบ</w:t>
+      </w:r>
+      <w:r>
+        <w:rPr>
+          <w:rFonts w:ascii="TH SarabunPSK" w:hAnsi="TH SarabunPSK" w:cs="TH SarabunPSK"/>
+          <w:sz w:val="32"/>
+          <w:szCs w:val="32"/>
+        </w:rPr>
+        <w:t>:</w:t>
+      </w:r>
+    </w:p>
+    <w:p>
+      <w:pPr>
+        <w:spacing w:after="0"/>
+        <w:ind w:firstLine="720"/>
+        <w:rPr>
+          <w:rFonts w:ascii="TH SarabunPSK" w:hAnsi="TH SarabunPSK" w:cs="TH SarabunPSK"/>
+          <w:sz w:val="32"/>
+          <w:szCs w:val="32"/>
+        </w:rPr>
+      </w:pPr>
+      <w:r>
+        <w:rPr>
+          <w:rFonts w:ascii="TH SarabunPSK" w:hAnsi="TH SarabunPSK" w:cs="TH SarabunPSK"/>
+          <w:sz w:val="32"/>
+          <w:szCs w:val="32"/>
+          <w:cs/>
+        </w:rPr>
+        <w:t>รายละเอียดเมนู: ชื่อเมนู</w:t>
+      </w:r>
+      <w:r>
+        <w:rPr>
+          <w:rFonts w:ascii="TH SarabunPSK" w:hAnsi="TH SarabunPSK" w:cs="TH SarabunPSK"/>
+          <w:sz w:val="32"/>
+          <w:szCs w:val="32"/>
+        </w:rPr>
+        <w:t xml:space="preserve">, </w:t>
+      </w:r>
+      <w:r>
+        <w:rPr>
+          <w:rFonts w:ascii="TH SarabunPSK" w:hAnsi="TH SarabunPSK" w:cs="TH SarabunPSK"/>
+          <w:sz w:val="32"/>
+          <w:szCs w:val="32"/>
+          <w:cs/>
+        </w:rPr>
+        <w:t>คำอธิบาย</w:t>
+      </w:r>
+      <w:r>
+        <w:rPr>
+          <w:rFonts w:ascii="TH SarabunPSK" w:hAnsi="TH SarabunPSK" w:cs="TH SarabunPSK"/>
+          <w:sz w:val="32"/>
+          <w:szCs w:val="32"/>
+        </w:rPr>
+        <w:t xml:space="preserve">, </w:t>
+      </w:r>
+      <w:r>
+        <w:rPr>
+          <w:rFonts w:ascii="TH SarabunPSK" w:hAnsi="TH SarabunPSK" w:cs="TH SarabunPSK"/>
+          <w:sz w:val="32"/>
+          <w:szCs w:val="32"/>
+          <w:cs/>
+        </w:rPr>
+        <w:t>ราคา</w:t>
+      </w:r>
+      <w:r>
+        <w:rPr>
+          <w:rFonts w:ascii="TH SarabunPSK" w:hAnsi="TH SarabunPSK" w:cs="TH SarabunPSK"/>
+          <w:sz w:val="32"/>
+          <w:szCs w:val="32"/>
+        </w:rPr>
+        <w:t>,</w:t>
+      </w:r>
+      <w:r>
+        <w:rPr>
           <w:rFonts w:ascii="TH SarabunPSK" w:hAnsi="TH SarabunPSK" w:cs="TH SarabunPSK" w:hint="cs"/>
           <w:sz w:val="32"/>
           <w:szCs w:val="32"/>
-        </w:rPr>
-      </w:pPr>
-      <w:r>
-        <w:rPr>
-          <w:rFonts w:ascii="TH SarabunPSK" w:hAnsi="TH SarabunPSK" w:cs="TH SarabunPSK"/>
-          <w:sz w:val="32"/>
-          <w:szCs w:val="32"/>
-          <w:cs/>
-        </w:rPr>
-        <w:t>ข้อมูลเมนูและวัตถุดิบ</w:t>
-      </w:r>
-      <w:r>
-        <w:rPr>
-          <w:rFonts w:ascii="TH SarabunPSK" w:hAnsi="TH SarabunPSK" w:cs="TH SarabunPSK"/>
-          <w:sz w:val="32"/>
-          <w:szCs w:val="32"/>
-        </w:rPr>
-        <w:t>:</w:t>
+          <w:cs/>
+        </w:rPr>
+        <w:t xml:space="preserve"> มีส่วนประกอบอะไรบ้าง</w:t>
+      </w:r>
+      <w:r>
+        <w:rPr>
+          <w:rFonts w:ascii="TH SarabunPSK" w:hAnsi="TH SarabunPSK" w:cs="TH SarabunPSK"/>
+          <w:sz w:val="32"/>
+          <w:szCs w:val="32"/>
+        </w:rPr>
+        <w:t>,</w:t>
+      </w:r>
+      <w:r>
+        <w:rPr>
+          <w:rFonts w:ascii="TH SarabunPSK" w:hAnsi="TH SarabunPSK" w:cs="TH SarabunPSK"/>
+          <w:sz w:val="32"/>
+          <w:szCs w:val="32"/>
+        </w:rPr>
+        <w:t xml:space="preserve"> </w:t>
+      </w:r>
+      <w:r>
+        <w:rPr>
+          <w:rFonts w:ascii="TH SarabunPSK" w:hAnsi="TH SarabunPSK" w:cs="TH SarabunPSK"/>
+          <w:sz w:val="32"/>
+          <w:szCs w:val="32"/>
+          <w:cs/>
+        </w:rPr>
+        <w:t>ระดับความเผ็ด</w:t>
+      </w:r>
+      <w:r>
+        <w:rPr>
+          <w:rFonts w:ascii="TH SarabunPSK" w:hAnsi="TH SarabunPSK" w:cs="TH SarabunPSK"/>
+          <w:sz w:val="32"/>
+          <w:szCs w:val="32"/>
+        </w:rPr>
+        <w:t>(</w:t>
+      </w:r>
+      <w:r>
+        <w:rPr>
+          <w:rFonts w:ascii="TH SarabunPSK" w:hAnsi="TH SarabunPSK" w:cs="TH SarabunPSK" w:hint="cs"/>
+          <w:sz w:val="32"/>
+          <w:szCs w:val="32"/>
+          <w:cs/>
+        </w:rPr>
+        <w:t>ต้องการให้มีตัวเลือกระดับความเผ็ดในเมนูนี้ไหม</w:t>
+      </w:r>
+      <w:r>
+        <w:rPr>
+          <w:rFonts w:ascii="TH SarabunPSK" w:hAnsi="TH SarabunPSK" w:cs="TH SarabunPSK"/>
+          <w:sz w:val="32"/>
+          <w:szCs w:val="32"/>
+        </w:rPr>
+        <w:t xml:space="preserve">), </w:t>
+      </w:r>
+      <w:r>
+        <w:rPr>
+          <w:rFonts w:ascii="TH SarabunPSK" w:hAnsi="TH SarabunPSK" w:cs="TH SarabunPSK" w:hint="cs"/>
+          <w:sz w:val="32"/>
+          <w:szCs w:val="32"/>
+          <w:cs/>
+        </w:rPr>
+        <w:t>สามารถเพิ่มทอ</w:t>
+      </w:r>
+      <w:proofErr w:type="spellStart"/>
+      <w:r>
+        <w:rPr>
+          <w:rFonts w:ascii="TH SarabunPSK" w:hAnsi="TH SarabunPSK" w:cs="TH SarabunPSK" w:hint="cs"/>
+          <w:sz w:val="32"/>
+          <w:szCs w:val="32"/>
+          <w:cs/>
+        </w:rPr>
+        <w:t>ปปิ้ง</w:t>
+      </w:r>
+      <w:proofErr w:type="spellEnd"/>
+      <w:r>
+        <w:rPr>
+          <w:rFonts w:ascii="TH SarabunPSK" w:hAnsi="TH SarabunPSK" w:cs="TH SarabunPSK" w:hint="cs"/>
+          <w:sz w:val="32"/>
+          <w:szCs w:val="32"/>
+          <w:cs/>
+        </w:rPr>
+        <w:t>อะไรได้บ้าง</w:t>
+      </w:r>
+      <w:r>
+        <w:rPr>
+          <w:rFonts w:ascii="TH SarabunPSK" w:hAnsi="TH SarabunPSK" w:cs="TH SarabunPSK"/>
+          <w:sz w:val="32"/>
+          <w:szCs w:val="32"/>
+        </w:rPr>
+        <w:t xml:space="preserve">, </w:t>
+      </w:r>
+      <w:r>
+        <w:rPr>
+          <w:rFonts w:ascii="TH SarabunPSK" w:hAnsi="TH SarabunPSK" w:cs="TH SarabunPSK"/>
+          <w:sz w:val="32"/>
+          <w:szCs w:val="32"/>
+          <w:cs/>
+        </w:rPr>
+        <w:t>รูปภาพ และสถานะการขาย</w:t>
+      </w:r>
+      <w:r>
+        <w:rPr>
+          <w:rFonts w:ascii="TH SarabunPSK" w:hAnsi="TH SarabunPSK" w:cs="TH SarabunPSK"/>
+          <w:sz w:val="32"/>
+          <w:szCs w:val="32"/>
+        </w:rPr>
+        <w:t>(</w:t>
+      </w:r>
+      <w:r>
+        <w:rPr>
+          <w:rFonts w:ascii="TH SarabunPSK" w:hAnsi="TH SarabunPSK" w:cs="TH SarabunPSK" w:hint="cs"/>
+          <w:sz w:val="32"/>
+          <w:szCs w:val="32"/>
+          <w:cs/>
+        </w:rPr>
+        <w:t>พร้อมขาย</w:t>
+      </w:r>
+      <w:r>
+        <w:rPr>
+          <w:rFonts w:ascii="TH SarabunPSK" w:hAnsi="TH SarabunPSK" w:cs="TH SarabunPSK"/>
+          <w:sz w:val="32"/>
+          <w:szCs w:val="32"/>
+        </w:rPr>
+        <w:t xml:space="preserve">, </w:t>
+      </w:r>
+      <w:r>
+        <w:rPr>
+          <w:rFonts w:ascii="TH SarabunPSK" w:hAnsi="TH SarabunPSK" w:cs="TH SarabunPSK" w:hint="cs"/>
+          <w:sz w:val="32"/>
+          <w:szCs w:val="32"/>
+          <w:cs/>
+        </w:rPr>
+        <w:t>หมด</w:t>
+      </w:r>
+      <w:r>
+        <w:rPr>
+          <w:rFonts w:ascii="TH SarabunPSK" w:hAnsi="TH SarabunPSK" w:cs="TH SarabunPSK"/>
+          <w:sz w:val="32"/>
+          <w:szCs w:val="32"/>
+        </w:rPr>
+        <w:t>)</w:t>
       </w:r>
     </w:p>
     <w:p>
@@ -1444,196 +1645,7 @@
           <w:szCs w:val="32"/>
           <w:cs/>
         </w:rPr>
-        <w:t>รายละเอียดเมนู: ชื่อเมนู</w:t>
-      </w:r>
-      <w:r>
-        <w:rPr>
-          <w:rFonts w:ascii="TH SarabunPSK" w:hAnsi="TH SarabunPSK" w:cs="TH SarabunPSK"/>
-          <w:sz w:val="32"/>
-          <w:szCs w:val="32"/>
-        </w:rPr>
-        <w:t xml:space="preserve">, </w:t>
-      </w:r>
-      <w:r>
-        <w:rPr>
-          <w:rFonts w:ascii="TH SarabunPSK" w:hAnsi="TH SarabunPSK" w:cs="TH SarabunPSK"/>
-          <w:sz w:val="32"/>
-          <w:szCs w:val="32"/>
-          <w:cs/>
-        </w:rPr>
-        <w:t>คำอธิบาย</w:t>
-      </w:r>
-      <w:r>
-        <w:rPr>
-          <w:rFonts w:ascii="TH SarabunPSK" w:hAnsi="TH SarabunPSK" w:cs="TH SarabunPSK"/>
-          <w:sz w:val="32"/>
-          <w:szCs w:val="32"/>
-        </w:rPr>
-        <w:t xml:space="preserve">, </w:t>
-      </w:r>
-      <w:r>
-        <w:rPr>
-          <w:rFonts w:ascii="TH SarabunPSK" w:hAnsi="TH SarabunPSK" w:cs="TH SarabunPSK"/>
-          <w:sz w:val="32"/>
-          <w:szCs w:val="32"/>
-          <w:cs/>
-        </w:rPr>
-        <w:t>ราคา</w:t>
-      </w:r>
-      <w:r>
-        <w:rPr>
-          <w:rFonts w:ascii="TH SarabunPSK" w:hAnsi="TH SarabunPSK" w:cs="TH SarabunPSK"/>
-          <w:sz w:val="32"/>
-          <w:szCs w:val="32"/>
-        </w:rPr>
-        <w:t>,</w:t>
-      </w:r>
-      <w:r>
-        <w:rPr>
-          <w:rFonts w:ascii="TH SarabunPSK" w:hAnsi="TH SarabunPSK" w:cs="TH SarabunPSK" w:hint="cs"/>
-          <w:sz w:val="32"/>
-          <w:szCs w:val="32"/>
-          <w:cs/>
-        </w:rPr>
-        <w:t xml:space="preserve"> มีส่วนประกอบอะไรบ้าง</w:t>
-      </w:r>
-      <w:r>
-        <w:rPr>
-          <w:rFonts w:ascii="TH SarabunPSK" w:hAnsi="TH SarabunPSK" w:cs="TH SarabunPSK"/>
-          <w:sz w:val="32"/>
-          <w:szCs w:val="32"/>
-        </w:rPr>
-        <w:t>,</w:t>
-      </w:r>
-      <w:r>
-        <w:rPr>
-          <w:rFonts w:ascii="TH SarabunPSK" w:hAnsi="TH SarabunPSK" w:cs="TH SarabunPSK"/>
-          <w:sz w:val="32"/>
-          <w:szCs w:val="32"/>
-        </w:rPr>
-        <w:t xml:space="preserve"> </w:t>
-      </w:r>
-      <w:r>
-        <w:rPr>
-          <w:rFonts w:ascii="TH SarabunPSK" w:hAnsi="TH SarabunPSK" w:cs="TH SarabunPSK"/>
-          <w:sz w:val="32"/>
-          <w:szCs w:val="32"/>
-          <w:cs/>
-        </w:rPr>
-        <w:t>ระดับความเผ็ด</w:t>
-      </w:r>
-      <w:r>
-        <w:rPr>
-          <w:rFonts w:ascii="TH SarabunPSK" w:hAnsi="TH SarabunPSK" w:cs="TH SarabunPSK"/>
-          <w:sz w:val="32"/>
-          <w:szCs w:val="32"/>
-        </w:rPr>
-        <w:t>(</w:t>
-      </w:r>
-      <w:r>
-        <w:rPr>
-          <w:rFonts w:ascii="TH SarabunPSK" w:hAnsi="TH SarabunPSK" w:cs="TH SarabunPSK" w:hint="cs"/>
-          <w:sz w:val="32"/>
-          <w:szCs w:val="32"/>
-          <w:cs/>
-        </w:rPr>
-        <w:t>ต้องการให้มีตัวเลือกระดับความเผ็ดในเมนูนี้ไหม</w:t>
-      </w:r>
-      <w:r>
-        <w:rPr>
-          <w:rFonts w:ascii="TH SarabunPSK" w:hAnsi="TH SarabunPSK" w:cs="TH SarabunPSK"/>
-          <w:sz w:val="32"/>
-          <w:szCs w:val="32"/>
-        </w:rPr>
-        <w:t xml:space="preserve">), </w:t>
-      </w:r>
-      <w:r>
-        <w:rPr>
-          <w:rFonts w:ascii="TH SarabunPSK" w:hAnsi="TH SarabunPSK" w:cs="TH SarabunPSK" w:hint="cs"/>
-          <w:sz w:val="32"/>
-          <w:szCs w:val="32"/>
-          <w:cs/>
-        </w:rPr>
-        <w:t>สามารถเพิ่มทอ</w:t>
-      </w:r>
-      <w:proofErr w:type="spellStart"/>
-      <w:r>
-        <w:rPr>
-          <w:rFonts w:ascii="TH SarabunPSK" w:hAnsi="TH SarabunPSK" w:cs="TH SarabunPSK" w:hint="cs"/>
-          <w:sz w:val="32"/>
-          <w:szCs w:val="32"/>
-          <w:cs/>
-        </w:rPr>
-        <w:t>ปปิ้ง</w:t>
-      </w:r>
-      <w:proofErr w:type="spellEnd"/>
-      <w:r>
-        <w:rPr>
-          <w:rFonts w:ascii="TH SarabunPSK" w:hAnsi="TH SarabunPSK" w:cs="TH SarabunPSK" w:hint="cs"/>
-          <w:sz w:val="32"/>
-          <w:szCs w:val="32"/>
-          <w:cs/>
-        </w:rPr>
-        <w:t>อะไรได้บ้าง</w:t>
-      </w:r>
-      <w:r>
-        <w:rPr>
-          <w:rFonts w:ascii="TH SarabunPSK" w:hAnsi="TH SarabunPSK" w:cs="TH SarabunPSK"/>
-          <w:sz w:val="32"/>
-          <w:szCs w:val="32"/>
-        </w:rPr>
-        <w:t xml:space="preserve">, </w:t>
-      </w:r>
-      <w:r>
-        <w:rPr>
-          <w:rFonts w:ascii="TH SarabunPSK" w:hAnsi="TH SarabunPSK" w:cs="TH SarabunPSK"/>
-          <w:sz w:val="32"/>
-          <w:szCs w:val="32"/>
-          <w:cs/>
-        </w:rPr>
-        <w:t>รูปภาพ และสถานะการขาย</w:t>
-      </w:r>
-      <w:r>
-        <w:rPr>
-          <w:rFonts w:ascii="TH SarabunPSK" w:hAnsi="TH SarabunPSK" w:cs="TH SarabunPSK"/>
-          <w:sz w:val="32"/>
-          <w:szCs w:val="32"/>
-        </w:rPr>
-        <w:t>(</w:t>
-      </w:r>
-      <w:r>
-        <w:rPr>
-          <w:rFonts w:ascii="TH SarabunPSK" w:hAnsi="TH SarabunPSK" w:cs="TH SarabunPSK" w:hint="cs"/>
-          <w:sz w:val="32"/>
-          <w:szCs w:val="32"/>
-          <w:cs/>
-        </w:rPr>
-        <w:t>พร้อมขาย</w:t>
-      </w:r>
-      <w:r>
-        <w:rPr>
-          <w:rFonts w:ascii="TH SarabunPSK" w:hAnsi="TH SarabunPSK" w:cs="TH SarabunPSK"/>
-          <w:sz w:val="32"/>
-          <w:szCs w:val="32"/>
-        </w:rPr>
-        <w:t xml:space="preserve">, </w:t>
-      </w:r>
-      <w:r>
-        <w:rPr>
-          <w:rFonts w:ascii="TH SarabunPSK" w:hAnsi="TH SarabunPSK" w:cs="TH SarabunPSK" w:hint="cs"/>
-          <w:sz w:val="32"/>
-          <w:szCs w:val="32"/>
-          <w:cs/>
-        </w:rPr>
-        <w:t>หมด</w:t>
-      </w:r>
-      <w:r>
-        <w:rPr>
-          <w:rFonts w:ascii="TH SarabunPSK" w:hAnsi="TH SarabunPSK" w:cs="TH SarabunPSK"/>
-          <w:sz w:val="32"/>
-          <w:szCs w:val="32"/>
-        </w:rPr>
-        <w:t>)</w:t>
+        <w:t>หมวดหมู่: จัดกลุ่มเมนูและกลุ่มวัตถุดิบเพื่อความสะดวกในการจัดการ</w:t>
       </w:r>
     </w:p>
     <w:p>
@@ -1641,27 +1653,7 @@
         <w:spacing w:after="0"/>
         <w:ind w:firstLine="720"/>
         <w:rPr>
-          <w:rFonts w:ascii="TH SarabunPSK" w:hAnsi="TH SarabunPSK" w:cs="TH SarabunPSK" w:hint="cs"/>
-          <w:sz w:val="32"/>
-          <w:szCs w:val="32"/>
-        </w:rPr>
-      </w:pPr>
-      <w:r>
-        <w:rPr>
-          <w:rFonts w:ascii="TH SarabunPSK" w:hAnsi="TH SarabunPSK" w:cs="TH SarabunPSK"/>
-          <w:sz w:val="32"/>
-          <w:szCs w:val="32"/>
-          <w:cs/>
-        </w:rPr>
-        <w:t>หมวดหมู่: จัดกลุ่มเมนูและกลุ่มวัตถุดิบเพื่อความสะดวกในการจัดการ</w:t>
-      </w:r>
-    </w:p>
-    <w:p>
-      <w:pPr>
-        <w:spacing w:after="0"/>
-        <w:ind w:firstLine="720"/>
-        <w:rPr>
-          <w:rFonts w:ascii="TH SarabunPSK" w:hAnsi="TH SarabunPSK" w:cs="TH SarabunPSK" w:hint="cs"/>
+          <w:rFonts w:ascii="TH SarabunPSK" w:hAnsi="TH SarabunPSK" w:cs="TH SarabunPSK"/>
           <w:sz w:val="32"/>
           <w:szCs w:val="32"/>
         </w:rPr>
@@ -1998,27 +1990,124 @@
         </w:numPr>
         <w:spacing w:after="0"/>
         <w:rPr>
+          <w:rFonts w:ascii="TH SarabunPSK" w:hAnsi="TH SarabunPSK" w:cs="TH SarabunPSK"/>
+          <w:sz w:val="32"/>
+          <w:szCs w:val="32"/>
+        </w:rPr>
+      </w:pPr>
+      <w:r>
+        <w:rPr>
+          <w:rFonts w:ascii="TH SarabunPSK" w:hAnsi="TH SarabunPSK" w:cs="TH SarabunPSK"/>
+          <w:sz w:val="32"/>
+          <w:szCs w:val="32"/>
+          <w:cs/>
+        </w:rPr>
+        <w:t>ข้อมูลสมาชิก</w:t>
+      </w:r>
+      <w:r>
+        <w:rPr>
+          <w:rFonts w:ascii="TH SarabunPSK" w:hAnsi="TH SarabunPSK" w:cs="TH SarabunPSK"/>
+          <w:sz w:val="32"/>
+          <w:szCs w:val="32"/>
+        </w:rPr>
+        <w:t>(</w:t>
+      </w:r>
+      <w:r>
+        <w:rPr>
           <w:rFonts w:ascii="TH SarabunPSK" w:hAnsi="TH SarabunPSK" w:cs="TH SarabunPSK" w:hint="cs"/>
           <w:sz w:val="32"/>
           <w:szCs w:val="32"/>
-        </w:rPr>
-      </w:pPr>
-      <w:r>
-        <w:rPr>
-          <w:rFonts w:ascii="TH SarabunPSK" w:hAnsi="TH SarabunPSK" w:cs="TH SarabunPSK"/>
-          <w:sz w:val="32"/>
-          <w:szCs w:val="32"/>
-          <w:cs/>
-        </w:rPr>
-        <w:t>ข้อมูลสมาชิก</w:t>
-      </w:r>
-      <w:r>
-        <w:rPr>
-          <w:rFonts w:ascii="TH SarabunPSK" w:hAnsi="TH SarabunPSK" w:cs="TH SarabunPSK"/>
-          <w:sz w:val="32"/>
-          <w:szCs w:val="32"/>
-        </w:rPr>
-        <w:t>(</w:t>
+          <w:cs/>
+        </w:rPr>
+        <w:t>พนักงาน</w:t>
+      </w:r>
+      <w:r>
+        <w:rPr>
+          <w:rFonts w:ascii="TH SarabunPSK" w:hAnsi="TH SarabunPSK" w:cs="TH SarabunPSK"/>
+          <w:sz w:val="32"/>
+          <w:szCs w:val="32"/>
+        </w:rPr>
+        <w:t>)</w:t>
+      </w:r>
+      <w:r>
+        <w:rPr>
+          <w:rFonts w:ascii="TH SarabunPSK" w:hAnsi="TH SarabunPSK" w:cs="TH SarabunPSK"/>
+          <w:sz w:val="32"/>
+          <w:szCs w:val="32"/>
+        </w:rPr>
+        <w:t xml:space="preserve"> </w:t>
+      </w:r>
+      <w:r>
+        <w:rPr>
+          <w:rFonts w:ascii="TH SarabunPSK" w:hAnsi="TH SarabunPSK" w:cs="TH SarabunPSK"/>
+          <w:sz w:val="32"/>
+          <w:szCs w:val="32"/>
+          <w:cs/>
+        </w:rPr>
+        <w:t>และการเงิน</w:t>
+      </w:r>
+      <w:r>
+        <w:rPr>
+          <w:rFonts w:ascii="TH SarabunPSK" w:hAnsi="TH SarabunPSK" w:cs="TH SarabunPSK"/>
+          <w:sz w:val="32"/>
+          <w:szCs w:val="32"/>
+        </w:rPr>
+        <w:t>:</w:t>
+      </w:r>
+    </w:p>
+    <w:p>
+      <w:pPr>
+        <w:spacing w:after="0"/>
+        <w:ind w:firstLine="720"/>
+        <w:rPr>
+          <w:rFonts w:ascii="TH SarabunPSK" w:hAnsi="TH SarabunPSK" w:cs="TH SarabunPSK"/>
+          <w:sz w:val="32"/>
+          <w:szCs w:val="32"/>
+          <w:cs/>
+        </w:rPr>
+      </w:pPr>
+      <w:r>
+        <w:rPr>
+          <w:rFonts w:ascii="TH SarabunPSK" w:hAnsi="TH SarabunPSK" w:cs="TH SarabunPSK"/>
+          <w:sz w:val="32"/>
+          <w:szCs w:val="32"/>
+          <w:cs/>
+        </w:rPr>
+        <w:t>ข้อมูลสมาชิก: ชื่อ-นามสกุล</w:t>
+      </w:r>
+      <w:r>
+        <w:rPr>
+          <w:rFonts w:ascii="TH SarabunPSK" w:hAnsi="TH SarabunPSK" w:cs="TH SarabunPSK"/>
+          <w:sz w:val="32"/>
+          <w:szCs w:val="32"/>
+        </w:rPr>
+        <w:t xml:space="preserve">, </w:t>
+      </w:r>
+      <w:r>
+        <w:rPr>
+          <w:rFonts w:ascii="TH SarabunPSK" w:hAnsi="TH SarabunPSK" w:cs="TH SarabunPSK"/>
+          <w:sz w:val="32"/>
+          <w:szCs w:val="32"/>
+          <w:cs/>
+        </w:rPr>
+        <w:t>ข้อมูลบัญชีผู้ใช้</w:t>
+      </w:r>
+      <w:r>
+        <w:rPr>
+          <w:rFonts w:ascii="TH SarabunPSK" w:hAnsi="TH SarabunPSK" w:cs="TH SarabunPSK"/>
+          <w:sz w:val="32"/>
+          <w:szCs w:val="32"/>
+        </w:rPr>
+        <w:t xml:space="preserve">, </w:t>
+      </w:r>
+      <w:r>
+        <w:rPr>
+          <w:rFonts w:ascii="TH SarabunPSK" w:hAnsi="TH SarabunPSK" w:cs="TH SarabunPSK"/>
+          <w:sz w:val="32"/>
+          <w:szCs w:val="32"/>
+          <w:cs/>
+        </w:rPr>
+        <w:t>และ</w:t>
       </w:r>
       <w:r>
         <w:rPr>
@@ -2027,40 +2116,7 @@
           <w:szCs w:val="32"/>
           <w:cs/>
         </w:rPr>
-        <w:t>พนักงาน</w:t>
-      </w:r>
-      <w:r>
-        <w:rPr>
-          <w:rFonts w:ascii="TH SarabunPSK" w:hAnsi="TH SarabunPSK" w:cs="TH SarabunPSK"/>
-          <w:sz w:val="32"/>
-          <w:szCs w:val="32"/>
-        </w:rPr>
-        <w:t>)</w:t>
-      </w:r>
-      <w:r>
-        <w:rPr>
-          <w:rFonts w:ascii="TH SarabunPSK" w:hAnsi="TH SarabunPSK" w:cs="TH SarabunPSK"/>
-          <w:sz w:val="32"/>
-          <w:szCs w:val="32"/>
-        </w:rPr>
-        <w:t xml:space="preserve"> </w:t>
-      </w:r>
-      <w:r>
-        <w:rPr>
-          <w:rFonts w:ascii="TH SarabunPSK" w:hAnsi="TH SarabunPSK" w:cs="TH SarabunPSK"/>
-          <w:sz w:val="32"/>
-          <w:szCs w:val="32"/>
-          <w:cs/>
-        </w:rPr>
-        <w:t>และการเงิน</w:t>
-      </w:r>
-      <w:r>
-        <w:rPr>
-          <w:rFonts w:ascii="TH SarabunPSK" w:hAnsi="TH SarabunPSK" w:cs="TH SarabunPSK"/>
-          <w:sz w:val="32"/>
-          <w:szCs w:val="32"/>
-        </w:rPr>
-        <w:t>:</w:t>
+        <w:t>ตำแหน่ง</w:t>
       </w:r>
     </w:p>
     <w:p>
@@ -2068,20 +2124,19 @@
         <w:spacing w:after="0"/>
         <w:ind w:firstLine="720"/>
         <w:rPr>
-          <w:rFonts w:ascii="TH SarabunPSK" w:hAnsi="TH SarabunPSK" w:cs="TH SarabunPSK" w:hint="cs"/>
-          <w:sz w:val="32"/>
-          <w:szCs w:val="32"/>
-          <w:cs/>
-        </w:rPr>
-      </w:pPr>
-      <w:r>
-        <w:rPr>
-          <w:rFonts w:ascii="TH SarabunPSK" w:hAnsi="TH SarabunPSK" w:cs="TH SarabunPSK"/>
-          <w:sz w:val="32"/>
-          <w:szCs w:val="32"/>
-          <w:cs/>
-        </w:rPr>
-        <w:t>ข้อมูลสมาชิก: ชื่อ-นามสกุล</w:t>
+          <w:rFonts w:ascii="TH SarabunPSK" w:hAnsi="TH SarabunPSK" w:cs="TH SarabunPSK"/>
+          <w:sz w:val="32"/>
+          <w:szCs w:val="32"/>
+        </w:rPr>
+      </w:pPr>
+      <w:r>
+        <w:rPr>
+          <w:rFonts w:ascii="TH SarabunPSK" w:hAnsi="TH SarabunPSK" w:cs="TH SarabunPSK"/>
+          <w:sz w:val="32"/>
+          <w:szCs w:val="32"/>
+          <w:cs/>
+        </w:rPr>
+        <w:t>ข้อมูลการชำระเงิน: ยอดเงิน</w:t>
       </w:r>
       <w:r>
         <w:rPr>
@@ -2098,7 +2153,7 @@
           <w:szCs w:val="32"/>
           <w:cs/>
         </w:rPr>
-        <w:t>ข้อมูลบัญชีผู้ใช้</w:t>
+        <w:t>วิธีการชำระเงิน</w:t>
       </w:r>
       <w:r>
         <w:rPr>
@@ -2115,16 +2170,7 @@
           <w:szCs w:val="32"/>
           <w:cs/>
         </w:rPr>
-        <w:t>และ</w:t>
-      </w:r>
-      <w:r>
-        <w:rPr>
-          <w:rFonts w:ascii="TH SarabunPSK" w:hAnsi="TH SarabunPSK" w:cs="TH SarabunPSK" w:hint="cs"/>
-          <w:sz w:val="32"/>
-          <w:szCs w:val="32"/>
-          <w:cs/>
-        </w:rPr>
-        <w:t>ตำแหน่ง</w:t>
+        <w:t>วันที่ชำระ</w:t>
       </w:r>
     </w:p>
     <w:p>
@@ -2132,19 +2178,19 @@
         <w:spacing w:after="0"/>
         <w:ind w:firstLine="720"/>
         <w:rPr>
-          <w:rFonts w:ascii="TH SarabunPSK" w:hAnsi="TH SarabunPSK" w:cs="TH SarabunPSK" w:hint="cs"/>
-          <w:sz w:val="32"/>
-          <w:szCs w:val="32"/>
-        </w:rPr>
-      </w:pPr>
-      <w:r>
-        <w:rPr>
-          <w:rFonts w:ascii="TH SarabunPSK" w:hAnsi="TH SarabunPSK" w:cs="TH SarabunPSK"/>
-          <w:sz w:val="32"/>
-          <w:szCs w:val="32"/>
-          <w:cs/>
-        </w:rPr>
-        <w:t>ข้อมูลการชำระเงิน: ยอดเงิน</w:t>
+          <w:rFonts w:ascii="TH SarabunPSK" w:hAnsi="TH SarabunPSK" w:cs="TH SarabunPSK"/>
+          <w:sz w:val="32"/>
+          <w:szCs w:val="32"/>
+        </w:rPr>
+      </w:pPr>
+      <w:r>
+        <w:rPr>
+          <w:rFonts w:ascii="TH SarabunPSK" w:hAnsi="TH SarabunPSK" w:cs="TH SarabunPSK"/>
+          <w:sz w:val="32"/>
+          <w:szCs w:val="32"/>
+          <w:cs/>
+        </w:rPr>
+        <w:t>ข้อมูลต้นทุน: บันทึกรายจ่ายรายวัน</w:t>
       </w:r>
       <w:r>
         <w:rPr>
@@ -2161,24 +2207,7 @@
           <w:szCs w:val="32"/>
           <w:cs/>
         </w:rPr>
-        <w:t>วิธีการชำระเงิน</w:t>
-      </w:r>
-      <w:r>
-        <w:rPr>
-          <w:rFonts w:ascii="TH SarabunPSK" w:hAnsi="TH SarabunPSK" w:cs="TH SarabunPSK"/>
-          <w:sz w:val="32"/>
-          <w:szCs w:val="32"/>
-        </w:rPr>
-        <w:t xml:space="preserve">, </w:t>
-      </w:r>
-      <w:r>
-        <w:rPr>
-          <w:rFonts w:ascii="TH SarabunPSK" w:hAnsi="TH SarabunPSK" w:cs="TH SarabunPSK"/>
-          <w:sz w:val="32"/>
-          <w:szCs w:val="32"/>
-          <w:cs/>
-        </w:rPr>
-        <w:t>วันที่ชำระ</w:t>
+        <w:t>รายละเอียดค่าใช้จ่าย และผู้รับผิดชอบ</w:t>
       </w:r>
     </w:p>
     <w:p>
@@ -2191,32 +2220,6 @@
           <w:szCs w:val="32"/>
         </w:rPr>
       </w:pPr>
-      <w:r>
-        <w:rPr>
-          <w:rFonts w:ascii="TH SarabunPSK" w:hAnsi="TH SarabunPSK" w:cs="TH SarabunPSK"/>
-          <w:sz w:val="32"/>
-          <w:szCs w:val="32"/>
-          <w:cs/>
-        </w:rPr>
-        <w:t>ข้อมูลต้นทุน: บันทึกรายจ่ายรายวัน</w:t>
-      </w:r>
-      <w:r>
-        <w:rPr>
-          <w:rFonts w:ascii="TH SarabunPSK" w:hAnsi="TH SarabunPSK" w:cs="TH SarabunPSK"/>
-          <w:sz w:val="32"/>
-          <w:szCs w:val="32"/>
-        </w:rPr>
-        <w:t xml:space="preserve">, </w:t>
-      </w:r>
-      <w:r>
-        <w:rPr>
-          <w:rFonts w:ascii="TH SarabunPSK" w:hAnsi="TH SarabunPSK" w:cs="TH SarabunPSK"/>
-          <w:sz w:val="32"/>
-          <w:szCs w:val="32"/>
-          <w:cs/>
-        </w:rPr>
-        <w:t>รายละเอียดค่าใช้จ่าย และผู้รับผิดชอบ</w:t>
-      </w:r>
     </w:p>
     <w:p>
       <w:pPr>
@@ -2235,17 +2238,6 @@
         <w:ind w:firstLine="720"/>
         <w:rPr>
           <w:rFonts w:ascii="TH SarabunPSK" w:hAnsi="TH SarabunPSK" w:cs="TH SarabunPSK"/>
-          <w:sz w:val="32"/>
-          <w:szCs w:val="32"/>
-        </w:rPr>
-      </w:pPr>
-    </w:p>
-    <w:p>
-      <w:pPr>
-        <w:spacing w:after="0"/>
-        <w:ind w:firstLine="720"/>
-        <w:rPr>
-          <w:rFonts w:ascii="TH SarabunPSK" w:hAnsi="TH SarabunPSK" w:cs="TH SarabunPSK" w:hint="cs"/>
           <w:sz w:val="32"/>
           <w:szCs w:val="32"/>
         </w:rPr>
@@ -2804,7 +2796,7 @@
       <w:pPr>
         <w:spacing w:after="0"/>
         <w:rPr>
-          <w:rFonts w:ascii="TH SarabunPSK" w:hAnsi="TH SarabunPSK" w:cs="TH SarabunPSK" w:hint="cs"/>
+          <w:rFonts w:ascii="TH SarabunPSK" w:hAnsi="TH SarabunPSK" w:cs="TH SarabunPSK"/>
           <w:b/>
           <w:bCs/>
           <w:sz w:val="40"/>
@@ -2816,7 +2808,7 @@
       <w:pPr>
         <w:spacing w:after="0"/>
         <w:rPr>
-          <w:rFonts w:ascii="TH SarabunPSK" w:hAnsi="TH SarabunPSK" w:cs="TH SarabunPSK" w:hint="cs"/>
+          <w:rFonts w:ascii="TH SarabunPSK" w:hAnsi="TH SarabunPSK" w:cs="TH SarabunPSK"/>
           <w:b/>
           <w:bCs/>
           <w:sz w:val="36"/>
@@ -2873,6 +2865,7 @@
           <w:rFonts w:ascii="TH SarabunPSK" w:hAnsi="TH SarabunPSK" w:cs="TH SarabunPSK"/>
           <w:b/>
           <w:bCs/>
+          <w:noProof/>
           <w:sz w:val="32"/>
           <w:szCs w:val="32"/>
           <w:cs/>
@@ -3013,7 +3006,7 @@
       <w:pPr>
         <w:spacing w:after="0"/>
         <w:rPr>
-          <w:rFonts w:ascii="TH SarabunPSK" w:hAnsi="TH SarabunPSK" w:cs="TH SarabunPSK" w:hint="cs"/>
+          <w:rFonts w:ascii="TH SarabunPSK" w:hAnsi="TH SarabunPSK" w:cs="TH SarabunPSK"/>
           <w:b/>
           <w:bCs/>
           <w:sz w:val="32"/>
@@ -3209,7 +3202,7 @@
         <w:spacing w:after="0"/>
         <w:ind w:firstLine="720"/>
         <w:rPr>
-          <w:rFonts w:ascii="TH SarabunPSK" w:hAnsi="TH SarabunPSK" w:cs="TH SarabunPSK" w:hint="cs"/>
+          <w:rFonts w:ascii="TH SarabunPSK" w:hAnsi="TH SarabunPSK" w:cs="TH SarabunPSK"/>
           <w:sz w:val="32"/>
           <w:szCs w:val="32"/>
         </w:rPr>
@@ -3557,7 +3550,7 @@
       <w:pPr>
         <w:spacing w:after="0"/>
         <w:rPr>
-          <w:rFonts w:ascii="TH SarabunPSK" w:hAnsi="TH SarabunPSK" w:cs="TH SarabunPSK" w:hint="cs"/>
+          <w:rFonts w:ascii="TH SarabunPSK" w:hAnsi="TH SarabunPSK" w:cs="TH SarabunPSK"/>
           <w:sz w:val="32"/>
           <w:szCs w:val="32"/>
         </w:rPr>
@@ -3706,7 +3699,7 @@
         <w:spacing w:after="0"/>
         <w:ind w:left="720"/>
         <w:rPr>
-          <w:rFonts w:ascii="TH SarabunPSK" w:hAnsi="TH SarabunPSK" w:cs="TH SarabunPSK" w:hint="cs"/>
+          <w:rFonts w:ascii="TH SarabunPSK" w:hAnsi="TH SarabunPSK" w:cs="TH SarabunPSK"/>
           <w:sz w:val="32"/>
           <w:szCs w:val="32"/>
         </w:rPr>
@@ -3920,7 +3913,7 @@
         <w:spacing w:after="0"/>
         <w:ind w:left="720"/>
         <w:rPr>
-          <w:rFonts w:ascii="TH SarabunPSK" w:hAnsi="TH SarabunPSK" w:cs="TH SarabunPSK" w:hint="cs"/>
+          <w:rFonts w:ascii="TH SarabunPSK" w:hAnsi="TH SarabunPSK" w:cs="TH SarabunPSK"/>
           <w:sz w:val="32"/>
           <w:szCs w:val="32"/>
         </w:rPr>
@@ -4147,7 +4140,7 @@
         <w:spacing w:after="0"/>
         <w:ind w:left="720"/>
         <w:rPr>
-          <w:rFonts w:ascii="TH SarabunPSK" w:hAnsi="TH SarabunPSK" w:cs="TH SarabunPSK" w:hint="cs"/>
+          <w:rFonts w:ascii="TH SarabunPSK" w:hAnsi="TH SarabunPSK" w:cs="TH SarabunPSK"/>
           <w:sz w:val="32"/>
           <w:szCs w:val="32"/>
         </w:rPr>
@@ -4342,7 +4335,7 @@
         <w:spacing w:after="0"/>
         <w:ind w:left="720"/>
         <w:rPr>
-          <w:rFonts w:ascii="TH SarabunPSK" w:hAnsi="TH SarabunPSK" w:cs="TH SarabunPSK" w:hint="cs"/>
+          <w:rFonts w:ascii="TH SarabunPSK" w:hAnsi="TH SarabunPSK" w:cs="TH SarabunPSK"/>
           <w:sz w:val="32"/>
           <w:szCs w:val="32"/>
         </w:rPr>
@@ -4475,6 +4468,35 @@
     <w:p>
       <w:pPr>
         <w:spacing w:after="0"/>
+        <w:ind w:left="720" w:firstLine="720"/>
+        <w:rPr>
+          <w:rFonts w:ascii="TH SarabunPSK" w:hAnsi="TH SarabunPSK" w:cs="TH SarabunPSK"/>
+          <w:sz w:val="32"/>
+          <w:szCs w:val="32"/>
+        </w:rPr>
+      </w:pPr>
+      <w:proofErr w:type="spellStart"/>
+      <w:r>
+        <w:rPr>
+          <w:rFonts w:ascii="TH SarabunPSK" w:hAnsi="TH SarabunPSK" w:cs="TH SarabunPSK"/>
+          <w:sz w:val="32"/>
+          <w:szCs w:val="32"/>
+        </w:rPr>
+        <w:t>Last_Update</w:t>
+      </w:r>
+      <w:proofErr w:type="spellEnd"/>
+      <w:r>
+        <w:rPr>
+          <w:rFonts w:ascii="TH SarabunPSK" w:hAnsi="TH SarabunPSK" w:cs="TH SarabunPSK"/>
+          <w:sz w:val="32"/>
+          <w:szCs w:val="32"/>
+        </w:rPr>
+        <w:t>,</w:t>
+      </w:r>
+    </w:p>
+    <w:p>
+      <w:pPr>
+        <w:spacing w:after="0"/>
         <w:ind w:left="1440"/>
         <w:rPr>
           <w:rFonts w:ascii="TH SarabunPSK" w:hAnsi="TH SarabunPSK" w:cs="TH SarabunPSK"/>
@@ -4489,9 +4511,156 @@
           <w:sz w:val="32"/>
           <w:szCs w:val="32"/>
         </w:rPr>
-        <w:t>Pic_Path</w:t>
+        <w:t>Last_Update_By</w:t>
       </w:r>
       <w:proofErr w:type="spellEnd"/>
+    </w:p>
+    <w:p>
+      <w:pPr>
+        <w:spacing w:after="0"/>
+        <w:ind w:left="720"/>
+        <w:rPr>
+          <w:rFonts w:ascii="TH SarabunPSK" w:hAnsi="TH SarabunPSK" w:cs="TH SarabunPSK"/>
+          <w:sz w:val="32"/>
+          <w:szCs w:val="32"/>
+        </w:rPr>
+      </w:pPr>
+      <w:r>
+        <w:rPr>
+          <w:rFonts w:ascii="TH SarabunPSK" w:hAnsi="TH SarabunPSK" w:cs="TH SarabunPSK"/>
+          <w:sz w:val="32"/>
+          <w:szCs w:val="32"/>
+          <w:cs/>
+        </w:rPr>
+        <w:t>)</w:t>
+      </w:r>
+    </w:p>
+    <w:p>
+      <w:pPr>
+        <w:spacing w:after="0"/>
+        <w:ind w:left="720"/>
+        <w:rPr>
+          <w:rFonts w:ascii="TH SarabunPSK" w:hAnsi="TH SarabunPSK" w:cs="TH SarabunPSK"/>
+          <w:sz w:val="32"/>
+          <w:szCs w:val="32"/>
+        </w:rPr>
+      </w:pPr>
+    </w:p>
+    <w:p>
+      <w:pPr>
+        <w:spacing w:after="0"/>
+        <w:ind w:left="720"/>
+        <w:rPr>
+          <w:rFonts w:ascii="TH SarabunPSK" w:hAnsi="TH SarabunPSK" w:cs="TH SarabunPSK"/>
+          <w:sz w:val="32"/>
+          <w:szCs w:val="32"/>
+        </w:rPr>
+      </w:pPr>
+      <w:r>
+        <w:rPr>
+          <w:rFonts w:ascii="TH SarabunPSK" w:hAnsi="TH SarabunPSK" w:cs="TH SarabunPSK"/>
+          <w:sz w:val="32"/>
+          <w:szCs w:val="32"/>
+        </w:rPr>
+        <w:t>ORDER (</w:t>
+      </w:r>
+    </w:p>
+    <w:p>
+      <w:pPr>
+        <w:spacing w:after="0"/>
+        <w:ind w:left="1440"/>
+        <w:rPr>
+          <w:rFonts w:ascii="TH SarabunPSK" w:hAnsi="TH SarabunPSK" w:cs="TH SarabunPSK"/>
+          <w:sz w:val="32"/>
+          <w:szCs w:val="32"/>
+        </w:rPr>
+      </w:pPr>
+      <w:proofErr w:type="spellStart"/>
+      <w:r>
+        <w:rPr>
+          <w:rFonts w:ascii="TH SarabunPSK" w:hAnsi="TH SarabunPSK" w:cs="TH SarabunPSK"/>
+          <w:sz w:val="32"/>
+          <w:szCs w:val="32"/>
+        </w:rPr>
+        <w:t>Order_ID</w:t>
+      </w:r>
+      <w:proofErr w:type="spellEnd"/>
+      <w:r>
+        <w:rPr>
+          <w:rFonts w:ascii="TH SarabunPSK" w:hAnsi="TH SarabunPSK" w:cs="TH SarabunPSK"/>
+          <w:sz w:val="32"/>
+          <w:szCs w:val="32"/>
+        </w:rPr>
+        <w:t xml:space="preserve"> PK,</w:t>
+      </w:r>
+    </w:p>
+    <w:p>
+      <w:pPr>
+        <w:spacing w:after="0"/>
+        <w:ind w:left="1440"/>
+        <w:rPr>
+          <w:rFonts w:ascii="TH SarabunPSK" w:hAnsi="TH SarabunPSK" w:cs="TH SarabunPSK"/>
+          <w:sz w:val="32"/>
+          <w:szCs w:val="32"/>
+        </w:rPr>
+      </w:pPr>
+      <w:proofErr w:type="spellStart"/>
+      <w:r>
+        <w:rPr>
+          <w:rFonts w:ascii="TH SarabunPSK" w:hAnsi="TH SarabunPSK" w:cs="TH SarabunPSK"/>
+          <w:sz w:val="32"/>
+          <w:szCs w:val="32"/>
+        </w:rPr>
+        <w:t>Table_ID</w:t>
+      </w:r>
+      <w:proofErr w:type="spellEnd"/>
+      <w:r>
+        <w:rPr>
+          <w:rFonts w:ascii="TH SarabunPSK" w:hAnsi="TH SarabunPSK" w:cs="TH SarabunPSK"/>
+          <w:sz w:val="32"/>
+          <w:szCs w:val="32"/>
+        </w:rPr>
+        <w:t xml:space="preserve"> FK -&gt; TABLE(</w:t>
+      </w:r>
+      <w:proofErr w:type="spellStart"/>
+      <w:r>
+        <w:rPr>
+          <w:rFonts w:ascii="TH SarabunPSK" w:hAnsi="TH SarabunPSK" w:cs="TH SarabunPSK"/>
+          <w:sz w:val="32"/>
+          <w:szCs w:val="32"/>
+        </w:rPr>
+        <w:t>Table_ID</w:t>
+      </w:r>
+      <w:proofErr w:type="spellEnd"/>
+      <w:r>
+        <w:rPr>
+          <w:rFonts w:ascii="TH SarabunPSK" w:hAnsi="TH SarabunPSK" w:cs="TH SarabunPSK"/>
+          <w:sz w:val="32"/>
+          <w:szCs w:val="32"/>
+        </w:rPr>
+        <w:t>),</w:t>
+      </w:r>
+    </w:p>
+    <w:p>
+      <w:pPr>
+        <w:spacing w:after="0"/>
+        <w:ind w:left="1440"/>
+        <w:rPr>
+          <w:rFonts w:ascii="TH SarabunPSK" w:hAnsi="TH SarabunPSK" w:cs="TH SarabunPSK"/>
+          <w:sz w:val="32"/>
+          <w:szCs w:val="32"/>
+        </w:rPr>
+      </w:pPr>
+      <w:proofErr w:type="spellStart"/>
+      <w:r>
+        <w:rPr>
+          <w:rFonts w:ascii="TH SarabunPSK" w:hAnsi="TH SarabunPSK" w:cs="TH SarabunPSK"/>
+          <w:sz w:val="32"/>
+          <w:szCs w:val="32"/>
+        </w:rPr>
+        <w:t>Order_Date</w:t>
+      </w:r>
+      <w:proofErr w:type="spellEnd"/>
       <w:r>
         <w:rPr>
           <w:rFonts w:ascii="TH SarabunPSK" w:hAnsi="TH SarabunPSK" w:cs="TH SarabunPSK"/>
@@ -4511,6 +4680,44 @@
           <w:szCs w:val="32"/>
         </w:rPr>
       </w:pPr>
+      <w:r>
+        <w:rPr>
+          <w:rFonts w:ascii="TH SarabunPSK" w:hAnsi="TH SarabunPSK" w:cs="TH SarabunPSK"/>
+          <w:sz w:val="32"/>
+          <w:szCs w:val="32"/>
+        </w:rPr>
+        <w:t>Amount,</w:t>
+      </w:r>
+    </w:p>
+    <w:p>
+      <w:pPr>
+        <w:spacing w:after="0"/>
+        <w:ind w:left="1440"/>
+        <w:rPr>
+          <w:rFonts w:ascii="TH SarabunPSK" w:hAnsi="TH SarabunPSK" w:cs="TH SarabunPSK"/>
+          <w:sz w:val="32"/>
+          <w:szCs w:val="32"/>
+        </w:rPr>
+      </w:pPr>
+      <w:r>
+        <w:rPr>
+          <w:rFonts w:ascii="TH SarabunPSK" w:hAnsi="TH SarabunPSK" w:cs="TH SarabunPSK"/>
+          <w:sz w:val="32"/>
+          <w:szCs w:val="32"/>
+        </w:rPr>
+        <w:t>Status,</w:t>
+      </w:r>
+    </w:p>
+    <w:p>
+      <w:pPr>
+        <w:spacing w:after="0"/>
+        <w:ind w:left="1440"/>
+        <w:rPr>
+          <w:rFonts w:ascii="TH SarabunPSK" w:hAnsi="TH SarabunPSK" w:cs="TH SarabunPSK"/>
+          <w:sz w:val="32"/>
+          <w:szCs w:val="32"/>
+        </w:rPr>
+      </w:pPr>
       <w:proofErr w:type="spellStart"/>
       <w:r>
         <w:rPr>
@@ -4576,243 +4783,11 @@
         <w:spacing w:after="0"/>
         <w:ind w:left="720"/>
         <w:rPr>
-          <w:rFonts w:ascii="TH SarabunPSK" w:hAnsi="TH SarabunPSK" w:cs="TH SarabunPSK" w:hint="cs"/>
-          <w:sz w:val="32"/>
-          <w:szCs w:val="32"/>
-        </w:rPr>
-      </w:pPr>
-    </w:p>
-    <w:p>
-      <w:pPr>
-        <w:spacing w:after="0"/>
-        <w:ind w:left="720"/>
-        <w:rPr>
-          <w:rFonts w:ascii="TH SarabunPSK" w:hAnsi="TH SarabunPSK" w:cs="TH SarabunPSK"/>
-          <w:sz w:val="32"/>
-          <w:szCs w:val="32"/>
-        </w:rPr>
-      </w:pPr>
-      <w:r>
-        <w:rPr>
-          <w:rFonts w:ascii="TH SarabunPSK" w:hAnsi="TH SarabunPSK" w:cs="TH SarabunPSK"/>
-          <w:sz w:val="32"/>
-          <w:szCs w:val="32"/>
-        </w:rPr>
-        <w:t>ORDER (</w:t>
-      </w:r>
-    </w:p>
-    <w:p>
-      <w:pPr>
-        <w:spacing w:after="0"/>
-        <w:ind w:left="1440"/>
-        <w:rPr>
-          <w:rFonts w:ascii="TH SarabunPSK" w:hAnsi="TH SarabunPSK" w:cs="TH SarabunPSK"/>
-          <w:sz w:val="32"/>
-          <w:szCs w:val="32"/>
-        </w:rPr>
-      </w:pPr>
-      <w:proofErr w:type="spellStart"/>
-      <w:r>
-        <w:rPr>
-          <w:rFonts w:ascii="TH SarabunPSK" w:hAnsi="TH SarabunPSK" w:cs="TH SarabunPSK"/>
-          <w:sz w:val="32"/>
-          <w:szCs w:val="32"/>
-        </w:rPr>
-        <w:t>Order_ID</w:t>
-      </w:r>
-      <w:proofErr w:type="spellEnd"/>
-      <w:r>
-        <w:rPr>
-          <w:rFonts w:ascii="TH SarabunPSK" w:hAnsi="TH SarabunPSK" w:cs="TH SarabunPSK"/>
-          <w:sz w:val="32"/>
-          <w:szCs w:val="32"/>
-        </w:rPr>
-        <w:t xml:space="preserve"> PK,</w:t>
-      </w:r>
-    </w:p>
-    <w:p>
-      <w:pPr>
-        <w:spacing w:after="0"/>
-        <w:ind w:left="1440"/>
-        <w:rPr>
-          <w:rFonts w:ascii="TH SarabunPSK" w:hAnsi="TH SarabunPSK" w:cs="TH SarabunPSK"/>
-          <w:sz w:val="32"/>
-          <w:szCs w:val="32"/>
-        </w:rPr>
-      </w:pPr>
-      <w:proofErr w:type="spellStart"/>
-      <w:r>
-        <w:rPr>
-          <w:rFonts w:ascii="TH SarabunPSK" w:hAnsi="TH SarabunPSK" w:cs="TH SarabunPSK"/>
-          <w:sz w:val="32"/>
-          <w:szCs w:val="32"/>
-        </w:rPr>
-        <w:t>Table_ID</w:t>
-      </w:r>
-      <w:proofErr w:type="spellEnd"/>
-      <w:r>
-        <w:rPr>
-          <w:rFonts w:ascii="TH SarabunPSK" w:hAnsi="TH SarabunPSK" w:cs="TH SarabunPSK"/>
-          <w:sz w:val="32"/>
-          <w:szCs w:val="32"/>
-        </w:rPr>
-        <w:t xml:space="preserve"> FK -&gt; TABLE(</w:t>
-      </w:r>
-      <w:proofErr w:type="spellStart"/>
-      <w:r>
-        <w:rPr>
-          <w:rFonts w:ascii="TH SarabunPSK" w:hAnsi="TH SarabunPSK" w:cs="TH SarabunPSK"/>
-          <w:sz w:val="32"/>
-          <w:szCs w:val="32"/>
-        </w:rPr>
-        <w:t>Table_ID</w:t>
-      </w:r>
-      <w:proofErr w:type="spellEnd"/>
-      <w:r>
-        <w:rPr>
-          <w:rFonts w:ascii="TH SarabunPSK" w:hAnsi="TH SarabunPSK" w:cs="TH SarabunPSK"/>
-          <w:sz w:val="32"/>
-          <w:szCs w:val="32"/>
-        </w:rPr>
-        <w:t>),</w:t>
-      </w:r>
-    </w:p>
-    <w:p>
-      <w:pPr>
-        <w:spacing w:after="0"/>
-        <w:ind w:left="1440"/>
-        <w:rPr>
-          <w:rFonts w:ascii="TH SarabunPSK" w:hAnsi="TH SarabunPSK" w:cs="TH SarabunPSK"/>
-          <w:sz w:val="32"/>
-          <w:szCs w:val="32"/>
-        </w:rPr>
-      </w:pPr>
-      <w:proofErr w:type="spellStart"/>
-      <w:r>
-        <w:rPr>
-          <w:rFonts w:ascii="TH SarabunPSK" w:hAnsi="TH SarabunPSK" w:cs="TH SarabunPSK"/>
-          <w:sz w:val="32"/>
-          <w:szCs w:val="32"/>
-        </w:rPr>
-        <w:t>Order_Date</w:t>
-      </w:r>
-      <w:proofErr w:type="spellEnd"/>
-      <w:r>
-        <w:rPr>
-          <w:rFonts w:ascii="TH SarabunPSK" w:hAnsi="TH SarabunPSK" w:cs="TH SarabunPSK"/>
-          <w:sz w:val="32"/>
-          <w:szCs w:val="32"/>
-        </w:rPr>
-        <w:t>,</w:t>
-      </w:r>
-    </w:p>
-    <w:p>
-      <w:pPr>
-        <w:spacing w:after="0"/>
-        <w:ind w:left="1440"/>
-        <w:rPr>
-          <w:rFonts w:ascii="TH SarabunPSK" w:hAnsi="TH SarabunPSK" w:cs="TH SarabunPSK"/>
-          <w:sz w:val="32"/>
-          <w:szCs w:val="32"/>
-        </w:rPr>
-      </w:pPr>
-      <w:r>
-        <w:rPr>
-          <w:rFonts w:ascii="TH SarabunPSK" w:hAnsi="TH SarabunPSK" w:cs="TH SarabunPSK"/>
-          <w:sz w:val="32"/>
-          <w:szCs w:val="32"/>
-        </w:rPr>
-        <w:t>Amount,</w:t>
-      </w:r>
-    </w:p>
-    <w:p>
-      <w:pPr>
-        <w:spacing w:after="0"/>
-        <w:ind w:left="1440"/>
-        <w:rPr>
-          <w:rFonts w:ascii="TH SarabunPSK" w:hAnsi="TH SarabunPSK" w:cs="TH SarabunPSK"/>
-          <w:sz w:val="32"/>
-          <w:szCs w:val="32"/>
-        </w:rPr>
-      </w:pPr>
-      <w:r>
-        <w:rPr>
-          <w:rFonts w:ascii="TH SarabunPSK" w:hAnsi="TH SarabunPSK" w:cs="TH SarabunPSK"/>
-          <w:sz w:val="32"/>
-          <w:szCs w:val="32"/>
-        </w:rPr>
-        <w:t>Status,</w:t>
-      </w:r>
-    </w:p>
-    <w:p>
-      <w:pPr>
-        <w:spacing w:after="0"/>
-        <w:ind w:left="1440"/>
-        <w:rPr>
-          <w:rFonts w:ascii="TH SarabunPSK" w:hAnsi="TH SarabunPSK" w:cs="TH SarabunPSK"/>
-          <w:sz w:val="32"/>
-          <w:szCs w:val="32"/>
-        </w:rPr>
-      </w:pPr>
-      <w:proofErr w:type="spellStart"/>
-      <w:r>
-        <w:rPr>
-          <w:rFonts w:ascii="TH SarabunPSK" w:hAnsi="TH SarabunPSK" w:cs="TH SarabunPSK"/>
-          <w:sz w:val="32"/>
-          <w:szCs w:val="32"/>
-        </w:rPr>
-        <w:t>Last_Update</w:t>
-      </w:r>
-      <w:proofErr w:type="spellEnd"/>
-      <w:r>
-        <w:rPr>
-          <w:rFonts w:ascii="TH SarabunPSK" w:hAnsi="TH SarabunPSK" w:cs="TH SarabunPSK"/>
-          <w:sz w:val="32"/>
-          <w:szCs w:val="32"/>
-        </w:rPr>
-        <w:t>,</w:t>
-      </w:r>
-    </w:p>
-    <w:p>
-      <w:pPr>
-        <w:spacing w:after="0"/>
-        <w:ind w:left="1440"/>
-        <w:rPr>
-          <w:rFonts w:ascii="TH SarabunPSK" w:hAnsi="TH SarabunPSK" w:cs="TH SarabunPSK"/>
-          <w:sz w:val="32"/>
-          <w:szCs w:val="32"/>
-        </w:rPr>
-      </w:pPr>
-      <w:proofErr w:type="spellStart"/>
-      <w:r>
-        <w:rPr>
-          <w:rFonts w:ascii="TH SarabunPSK" w:hAnsi="TH SarabunPSK" w:cs="TH SarabunPSK"/>
-          <w:sz w:val="32"/>
-          <w:szCs w:val="32"/>
-        </w:rPr>
-        <w:t>Last_Update_By</w:t>
-      </w:r>
-      <w:proofErr w:type="spellEnd"/>
-    </w:p>
-    <w:p>
-      <w:pPr>
-        <w:spacing w:after="0"/>
-        <w:ind w:left="720"/>
-        <w:rPr>
-          <w:rFonts w:ascii="TH SarabunPSK" w:hAnsi="TH SarabunPSK" w:cs="TH SarabunPSK" w:hint="cs"/>
-          <w:sz w:val="32"/>
-          <w:szCs w:val="32"/>
-        </w:rPr>
-      </w:pPr>
-      <w:r>
-        <w:rPr>
-          <w:rFonts w:ascii="TH SarabunPSK" w:hAnsi="TH SarabunPSK" w:cs="TH SarabunPSK"/>
-          <w:sz w:val="32"/>
-          <w:szCs w:val="32"/>
-          <w:cs/>
-        </w:rPr>
-        <w:t>)</w:t>
-      </w:r>
+          <w:rFonts w:ascii="TH SarabunPSK" w:hAnsi="TH SarabunPSK" w:cs="TH SarabunPSK"/>
+          <w:sz w:val="32"/>
+          <w:szCs w:val="32"/>
+        </w:rPr>
+      </w:pPr>
     </w:p>
     <w:p>
       <w:pPr>
@@ -5195,7 +5170,7 @@
         <w:spacing w:after="0"/>
         <w:ind w:left="720"/>
         <w:rPr>
-          <w:rFonts w:ascii="TH SarabunPSK" w:hAnsi="TH SarabunPSK" w:cs="TH SarabunPSK" w:hint="cs"/>
+          <w:rFonts w:ascii="TH SarabunPSK" w:hAnsi="TH SarabunPSK" w:cs="TH SarabunPSK"/>
           <w:sz w:val="32"/>
           <w:szCs w:val="32"/>
         </w:rPr>
@@ -5456,7 +5431,7 @@
       <w:pPr>
         <w:spacing w:after="0"/>
         <w:rPr>
-          <w:rFonts w:ascii="TH SarabunPSK" w:hAnsi="TH SarabunPSK" w:cs="TH SarabunPSK" w:hint="cs"/>
+          <w:rFonts w:ascii="TH SarabunPSK" w:hAnsi="TH SarabunPSK" w:cs="TH SarabunPSK"/>
           <w:sz w:val="32"/>
           <w:szCs w:val="32"/>
         </w:rPr>
@@ -5609,7 +5584,7 @@
           <w:sz w:val="32"/>
           <w:szCs w:val="32"/>
         </w:rPr>
-        <w:t>Active_Flag</w:t>
+        <w:t>Last_Update</w:t>
       </w:r>
       <w:proofErr w:type="spellEnd"/>
       <w:r>
@@ -5638,6 +5613,287 @@
           <w:sz w:val="32"/>
           <w:szCs w:val="32"/>
         </w:rPr>
+        <w:t>Last_Update_By</w:t>
+      </w:r>
+      <w:proofErr w:type="spellEnd"/>
+    </w:p>
+    <w:p>
+      <w:pPr>
+        <w:spacing w:after="0"/>
+        <w:ind w:left="720"/>
+        <w:rPr>
+          <w:rFonts w:ascii="TH SarabunPSK" w:hAnsi="TH SarabunPSK" w:cs="TH SarabunPSK"/>
+          <w:sz w:val="32"/>
+          <w:szCs w:val="32"/>
+        </w:rPr>
+      </w:pPr>
+      <w:r>
+        <w:rPr>
+          <w:rFonts w:ascii="TH SarabunPSK" w:hAnsi="TH SarabunPSK" w:cs="TH SarabunPSK"/>
+          <w:sz w:val="32"/>
+          <w:szCs w:val="32"/>
+          <w:cs/>
+        </w:rPr>
+        <w:t>)</w:t>
+      </w:r>
+    </w:p>
+    <w:p>
+      <w:pPr>
+        <w:spacing w:after="0"/>
+        <w:ind w:left="720"/>
+        <w:rPr>
+          <w:rFonts w:ascii="TH SarabunPSK" w:hAnsi="TH SarabunPSK" w:cs="TH SarabunPSK"/>
+          <w:sz w:val="32"/>
+          <w:szCs w:val="32"/>
+        </w:rPr>
+      </w:pPr>
+    </w:p>
+    <w:p>
+      <w:pPr>
+        <w:spacing w:after="0"/>
+        <w:ind w:left="720"/>
+        <w:rPr>
+          <w:rFonts w:ascii="TH SarabunPSK" w:hAnsi="TH SarabunPSK" w:cs="TH SarabunPSK"/>
+          <w:sz w:val="32"/>
+          <w:szCs w:val="32"/>
+        </w:rPr>
+      </w:pPr>
+      <w:r>
+        <w:rPr>
+          <w:rFonts w:ascii="TH SarabunPSK" w:hAnsi="TH SarabunPSK" w:cs="TH SarabunPSK"/>
+          <w:sz w:val="32"/>
+          <w:szCs w:val="32"/>
+        </w:rPr>
+        <w:t>MEMBER (</w:t>
+      </w:r>
+    </w:p>
+    <w:p>
+      <w:pPr>
+        <w:spacing w:after="0"/>
+        <w:ind w:left="1440"/>
+        <w:rPr>
+          <w:rFonts w:ascii="TH SarabunPSK" w:hAnsi="TH SarabunPSK" w:cs="TH SarabunPSK"/>
+          <w:sz w:val="32"/>
+          <w:szCs w:val="32"/>
+        </w:rPr>
+      </w:pPr>
+      <w:proofErr w:type="spellStart"/>
+      <w:r>
+        <w:rPr>
+          <w:rFonts w:ascii="TH SarabunPSK" w:hAnsi="TH SarabunPSK" w:cs="TH SarabunPSK"/>
+          <w:sz w:val="32"/>
+          <w:szCs w:val="32"/>
+        </w:rPr>
+        <w:t>Member_ID</w:t>
+      </w:r>
+      <w:proofErr w:type="spellEnd"/>
+      <w:r>
+        <w:rPr>
+          <w:rFonts w:ascii="TH SarabunPSK" w:hAnsi="TH SarabunPSK" w:cs="TH SarabunPSK"/>
+          <w:sz w:val="32"/>
+          <w:szCs w:val="32"/>
+        </w:rPr>
+        <w:t xml:space="preserve"> PK,</w:t>
+      </w:r>
+    </w:p>
+    <w:p>
+      <w:pPr>
+        <w:spacing w:after="0"/>
+        <w:ind w:left="1440"/>
+        <w:rPr>
+          <w:rFonts w:ascii="TH SarabunPSK" w:hAnsi="TH SarabunPSK" w:cs="TH SarabunPSK"/>
+          <w:sz w:val="32"/>
+          <w:szCs w:val="32"/>
+        </w:rPr>
+      </w:pPr>
+      <w:proofErr w:type="spellStart"/>
+      <w:r>
+        <w:rPr>
+          <w:rFonts w:ascii="TH SarabunPSK" w:hAnsi="TH SarabunPSK" w:cs="TH SarabunPSK"/>
+          <w:sz w:val="32"/>
+          <w:szCs w:val="32"/>
+        </w:rPr>
+        <w:t>First_Name</w:t>
+      </w:r>
+      <w:proofErr w:type="spellEnd"/>
+      <w:r>
+        <w:rPr>
+          <w:rFonts w:ascii="TH SarabunPSK" w:hAnsi="TH SarabunPSK" w:cs="TH SarabunPSK"/>
+          <w:sz w:val="32"/>
+          <w:szCs w:val="32"/>
+        </w:rPr>
+        <w:t>,</w:t>
+      </w:r>
+    </w:p>
+    <w:p>
+      <w:pPr>
+        <w:spacing w:after="0"/>
+        <w:ind w:left="1440"/>
+        <w:rPr>
+          <w:rFonts w:ascii="TH SarabunPSK" w:hAnsi="TH SarabunPSK" w:cs="TH SarabunPSK"/>
+          <w:sz w:val="32"/>
+          <w:szCs w:val="32"/>
+        </w:rPr>
+      </w:pPr>
+      <w:proofErr w:type="spellStart"/>
+      <w:r>
+        <w:rPr>
+          <w:rFonts w:ascii="TH SarabunPSK" w:hAnsi="TH SarabunPSK" w:cs="TH SarabunPSK"/>
+          <w:sz w:val="32"/>
+          <w:szCs w:val="32"/>
+        </w:rPr>
+        <w:t>Last_Name</w:t>
+      </w:r>
+      <w:proofErr w:type="spellEnd"/>
+      <w:r>
+        <w:rPr>
+          <w:rFonts w:ascii="TH SarabunPSK" w:hAnsi="TH SarabunPSK" w:cs="TH SarabunPSK"/>
+          <w:sz w:val="32"/>
+          <w:szCs w:val="32"/>
+        </w:rPr>
+        <w:t>,</w:t>
+      </w:r>
+    </w:p>
+    <w:p>
+      <w:pPr>
+        <w:spacing w:after="0"/>
+        <w:ind w:left="1440"/>
+        <w:rPr>
+          <w:rFonts w:ascii="TH SarabunPSK" w:hAnsi="TH SarabunPSK" w:cs="TH SarabunPSK"/>
+          <w:sz w:val="32"/>
+          <w:szCs w:val="32"/>
+        </w:rPr>
+      </w:pPr>
+      <w:r>
+        <w:rPr>
+          <w:rFonts w:ascii="TH SarabunPSK" w:hAnsi="TH SarabunPSK" w:cs="TH SarabunPSK"/>
+          <w:sz w:val="32"/>
+          <w:szCs w:val="32"/>
+        </w:rPr>
+        <w:t>Gender,</w:t>
+      </w:r>
+    </w:p>
+    <w:p>
+      <w:pPr>
+        <w:spacing w:after="0"/>
+        <w:ind w:left="1440"/>
+        <w:rPr>
+          <w:rFonts w:ascii="TH SarabunPSK" w:hAnsi="TH SarabunPSK" w:cs="TH SarabunPSK"/>
+          <w:sz w:val="32"/>
+          <w:szCs w:val="32"/>
+        </w:rPr>
+      </w:pPr>
+      <w:r>
+        <w:rPr>
+          <w:rFonts w:ascii="TH SarabunPSK" w:hAnsi="TH SarabunPSK" w:cs="TH SarabunPSK"/>
+          <w:sz w:val="32"/>
+          <w:szCs w:val="32"/>
+        </w:rPr>
+        <w:t>Username,</w:t>
+      </w:r>
+    </w:p>
+    <w:p>
+      <w:pPr>
+        <w:spacing w:after="0"/>
+        <w:ind w:left="1440"/>
+        <w:rPr>
+          <w:rFonts w:ascii="TH SarabunPSK" w:hAnsi="TH SarabunPSK" w:cs="TH SarabunPSK"/>
+          <w:sz w:val="32"/>
+          <w:szCs w:val="32"/>
+        </w:rPr>
+      </w:pPr>
+      <w:r>
+        <w:rPr>
+          <w:rFonts w:ascii="TH SarabunPSK" w:hAnsi="TH SarabunPSK" w:cs="TH SarabunPSK"/>
+          <w:sz w:val="32"/>
+          <w:szCs w:val="32"/>
+        </w:rPr>
+        <w:t>Password,</w:t>
+      </w:r>
+    </w:p>
+    <w:p>
+      <w:pPr>
+        <w:spacing w:after="0"/>
+        <w:ind w:left="1440"/>
+        <w:rPr>
+          <w:rFonts w:ascii="TH SarabunPSK" w:hAnsi="TH SarabunPSK" w:cs="TH SarabunPSK"/>
+          <w:sz w:val="32"/>
+          <w:szCs w:val="32"/>
+        </w:rPr>
+      </w:pPr>
+      <w:r>
+        <w:rPr>
+          <w:rFonts w:ascii="TH SarabunPSK" w:hAnsi="TH SarabunPSK" w:cs="TH SarabunPSK"/>
+          <w:sz w:val="32"/>
+          <w:szCs w:val="32"/>
+        </w:rPr>
+        <w:t>Phone,</w:t>
+      </w:r>
+    </w:p>
+    <w:p>
+      <w:pPr>
+        <w:spacing w:after="0"/>
+        <w:ind w:left="1440"/>
+        <w:rPr>
+          <w:rFonts w:ascii="TH SarabunPSK" w:hAnsi="TH SarabunPSK" w:cs="TH SarabunPSK"/>
+          <w:sz w:val="32"/>
+          <w:szCs w:val="32"/>
+        </w:rPr>
+      </w:pPr>
+      <w:proofErr w:type="spellStart"/>
+      <w:r>
+        <w:rPr>
+          <w:rFonts w:ascii="TH SarabunPSK" w:hAnsi="TH SarabunPSK" w:cs="TH SarabunPSK"/>
+          <w:sz w:val="32"/>
+          <w:szCs w:val="32"/>
+        </w:rPr>
+        <w:t>Member_Type_ID</w:t>
+      </w:r>
+      <w:proofErr w:type="spellEnd"/>
+      <w:r>
+        <w:rPr>
+          <w:rFonts w:ascii="TH SarabunPSK" w:hAnsi="TH SarabunPSK" w:cs="TH SarabunPSK"/>
+          <w:sz w:val="32"/>
+          <w:szCs w:val="32"/>
+        </w:rPr>
+        <w:t xml:space="preserve"> FK -&gt; MEMBER_TYPE(</w:t>
+      </w:r>
+      <w:proofErr w:type="spellStart"/>
+      <w:r>
+        <w:rPr>
+          <w:rFonts w:ascii="TH SarabunPSK" w:hAnsi="TH SarabunPSK" w:cs="TH SarabunPSK"/>
+          <w:sz w:val="32"/>
+          <w:szCs w:val="32"/>
+        </w:rPr>
+        <w:t>Member_Type_ID</w:t>
+      </w:r>
+      <w:proofErr w:type="spellEnd"/>
+      <w:r>
+        <w:rPr>
+          <w:rFonts w:ascii="TH SarabunPSK" w:hAnsi="TH SarabunPSK" w:cs="TH SarabunPSK"/>
+          <w:sz w:val="32"/>
+          <w:szCs w:val="32"/>
+        </w:rPr>
+        <w:t>),</w:t>
+      </w:r>
+    </w:p>
+    <w:p>
+      <w:pPr>
+        <w:spacing w:after="0"/>
+        <w:ind w:left="1440"/>
+        <w:rPr>
+          <w:rFonts w:ascii="TH SarabunPSK" w:hAnsi="TH SarabunPSK" w:cs="TH SarabunPSK"/>
+          <w:sz w:val="32"/>
+          <w:szCs w:val="32"/>
+        </w:rPr>
+      </w:pPr>
+      <w:proofErr w:type="spellStart"/>
+      <w:r>
+        <w:rPr>
+          <w:rFonts w:ascii="TH SarabunPSK" w:hAnsi="TH SarabunPSK" w:cs="TH SarabunPSK"/>
+          <w:sz w:val="32"/>
+          <w:szCs w:val="32"/>
+        </w:rPr>
         <w:t>Last_Update</w:t>
       </w:r>
       <w:proofErr w:type="spellEnd"/>
@@ -5694,358 +5950,58 @@
     <w:p>
       <w:pPr>
         <w:spacing w:after="0"/>
-        <w:ind w:left="720"/>
-        <w:rPr>
-          <w:rFonts w:ascii="TH SarabunPSK" w:hAnsi="TH SarabunPSK" w:cs="TH SarabunPSK" w:hint="cs"/>
-          <w:sz w:val="32"/>
-          <w:szCs w:val="32"/>
-        </w:rPr>
-      </w:pPr>
-    </w:p>
-    <w:p>
-      <w:pPr>
-        <w:spacing w:after="0"/>
-        <w:ind w:left="720"/>
-        <w:rPr>
-          <w:rFonts w:ascii="TH SarabunPSK" w:hAnsi="TH SarabunPSK" w:cs="TH SarabunPSK"/>
-          <w:sz w:val="32"/>
-          <w:szCs w:val="32"/>
-        </w:rPr>
-      </w:pPr>
-      <w:r>
-        <w:rPr>
-          <w:rFonts w:ascii="TH SarabunPSK" w:hAnsi="TH SarabunPSK" w:cs="TH SarabunPSK"/>
-          <w:sz w:val="32"/>
-          <w:szCs w:val="32"/>
-        </w:rPr>
-        <w:t>MEMBER (</w:t>
-      </w:r>
-    </w:p>
-    <w:p>
-      <w:pPr>
-        <w:spacing w:after="0"/>
-        <w:ind w:left="1440"/>
-        <w:rPr>
-          <w:rFonts w:ascii="TH SarabunPSK" w:hAnsi="TH SarabunPSK" w:cs="TH SarabunPSK"/>
-          <w:sz w:val="32"/>
-          <w:szCs w:val="32"/>
-        </w:rPr>
-      </w:pPr>
-      <w:proofErr w:type="spellStart"/>
-      <w:r>
-        <w:rPr>
-          <w:rFonts w:ascii="TH SarabunPSK" w:hAnsi="TH SarabunPSK" w:cs="TH SarabunPSK"/>
-          <w:sz w:val="32"/>
-          <w:szCs w:val="32"/>
-        </w:rPr>
-        <w:t>Member_ID</w:t>
-      </w:r>
-      <w:proofErr w:type="spellEnd"/>
-      <w:r>
-        <w:rPr>
-          <w:rFonts w:ascii="TH SarabunPSK" w:hAnsi="TH SarabunPSK" w:cs="TH SarabunPSK"/>
-          <w:sz w:val="32"/>
-          <w:szCs w:val="32"/>
-        </w:rPr>
-        <w:t xml:space="preserve"> PK,</w:t>
-      </w:r>
-    </w:p>
-    <w:p>
-      <w:pPr>
-        <w:spacing w:after="0"/>
-        <w:ind w:left="1440"/>
-        <w:rPr>
-          <w:rFonts w:ascii="TH SarabunPSK" w:hAnsi="TH SarabunPSK" w:cs="TH SarabunPSK"/>
-          <w:sz w:val="32"/>
-          <w:szCs w:val="32"/>
-        </w:rPr>
-      </w:pPr>
-      <w:proofErr w:type="spellStart"/>
-      <w:r>
-        <w:rPr>
-          <w:rFonts w:ascii="TH SarabunPSK" w:hAnsi="TH SarabunPSK" w:cs="TH SarabunPSK"/>
-          <w:sz w:val="32"/>
-          <w:szCs w:val="32"/>
-        </w:rPr>
-        <w:t>First_Name</w:t>
-      </w:r>
-      <w:proofErr w:type="spellEnd"/>
-      <w:r>
-        <w:rPr>
-          <w:rFonts w:ascii="TH SarabunPSK" w:hAnsi="TH SarabunPSK" w:cs="TH SarabunPSK"/>
-          <w:sz w:val="32"/>
-          <w:szCs w:val="32"/>
-        </w:rPr>
-        <w:t>,</w:t>
-      </w:r>
-    </w:p>
-    <w:p>
-      <w:pPr>
-        <w:spacing w:after="0"/>
-        <w:ind w:left="1440"/>
-        <w:rPr>
-          <w:rFonts w:ascii="TH SarabunPSK" w:hAnsi="TH SarabunPSK" w:cs="TH SarabunPSK"/>
-          <w:sz w:val="32"/>
-          <w:szCs w:val="32"/>
-        </w:rPr>
-      </w:pPr>
-      <w:proofErr w:type="spellStart"/>
-      <w:r>
-        <w:rPr>
-          <w:rFonts w:ascii="TH SarabunPSK" w:hAnsi="TH SarabunPSK" w:cs="TH SarabunPSK"/>
-          <w:sz w:val="32"/>
-          <w:szCs w:val="32"/>
-        </w:rPr>
-        <w:t>Last_Name</w:t>
-      </w:r>
-      <w:proofErr w:type="spellEnd"/>
-      <w:r>
-        <w:rPr>
-          <w:rFonts w:ascii="TH SarabunPSK" w:hAnsi="TH SarabunPSK" w:cs="TH SarabunPSK"/>
-          <w:sz w:val="32"/>
-          <w:szCs w:val="32"/>
-        </w:rPr>
-        <w:t>,</w:t>
-      </w:r>
-    </w:p>
-    <w:p>
-      <w:pPr>
-        <w:spacing w:after="0"/>
-        <w:ind w:left="1440"/>
-        <w:rPr>
-          <w:rFonts w:ascii="TH SarabunPSK" w:hAnsi="TH SarabunPSK" w:cs="TH SarabunPSK"/>
-          <w:sz w:val="32"/>
-          <w:szCs w:val="32"/>
-        </w:rPr>
-      </w:pPr>
-      <w:r>
-        <w:rPr>
-          <w:rFonts w:ascii="TH SarabunPSK" w:hAnsi="TH SarabunPSK" w:cs="TH SarabunPSK"/>
-          <w:sz w:val="32"/>
-          <w:szCs w:val="32"/>
-        </w:rPr>
-        <w:t>Gender,</w:t>
-      </w:r>
-    </w:p>
-    <w:p>
-      <w:pPr>
-        <w:spacing w:after="0"/>
-        <w:ind w:left="1440"/>
-        <w:rPr>
-          <w:rFonts w:ascii="TH SarabunPSK" w:hAnsi="TH SarabunPSK" w:cs="TH SarabunPSK"/>
-          <w:sz w:val="32"/>
-          <w:szCs w:val="32"/>
-        </w:rPr>
-      </w:pPr>
-      <w:r>
-        <w:rPr>
-          <w:rFonts w:ascii="TH SarabunPSK" w:hAnsi="TH SarabunPSK" w:cs="TH SarabunPSK"/>
-          <w:sz w:val="32"/>
-          <w:szCs w:val="32"/>
-        </w:rPr>
-        <w:t>Username,</w:t>
-      </w:r>
-    </w:p>
-    <w:p>
-      <w:pPr>
-        <w:spacing w:after="0"/>
-        <w:ind w:left="1440"/>
-        <w:rPr>
-          <w:rFonts w:ascii="TH SarabunPSK" w:hAnsi="TH SarabunPSK" w:cs="TH SarabunPSK"/>
-          <w:sz w:val="32"/>
-          <w:szCs w:val="32"/>
-        </w:rPr>
-      </w:pPr>
-      <w:r>
-        <w:rPr>
-          <w:rFonts w:ascii="TH SarabunPSK" w:hAnsi="TH SarabunPSK" w:cs="TH SarabunPSK"/>
-          <w:sz w:val="32"/>
-          <w:szCs w:val="32"/>
-        </w:rPr>
-        <w:t>Password,</w:t>
-      </w:r>
-    </w:p>
-    <w:p>
-      <w:pPr>
-        <w:spacing w:after="0"/>
-        <w:ind w:left="1440"/>
-        <w:rPr>
-          <w:rFonts w:ascii="TH SarabunPSK" w:hAnsi="TH SarabunPSK" w:cs="TH SarabunPSK"/>
-          <w:sz w:val="32"/>
-          <w:szCs w:val="32"/>
-        </w:rPr>
-      </w:pPr>
-      <w:r>
-        <w:rPr>
-          <w:rFonts w:ascii="TH SarabunPSK" w:hAnsi="TH SarabunPSK" w:cs="TH SarabunPSK"/>
-          <w:sz w:val="32"/>
-          <w:szCs w:val="32"/>
-        </w:rPr>
-        <w:t>Phone,</w:t>
-      </w:r>
-    </w:p>
-    <w:p>
-      <w:pPr>
-        <w:spacing w:after="0"/>
-        <w:ind w:left="1440"/>
-        <w:rPr>
-          <w:rFonts w:ascii="TH SarabunPSK" w:hAnsi="TH SarabunPSK" w:cs="TH SarabunPSK"/>
-          <w:sz w:val="32"/>
-          <w:szCs w:val="32"/>
-        </w:rPr>
-      </w:pPr>
-      <w:proofErr w:type="spellStart"/>
-      <w:r>
-        <w:rPr>
-          <w:rFonts w:ascii="TH SarabunPSK" w:hAnsi="TH SarabunPSK" w:cs="TH SarabunPSK"/>
-          <w:sz w:val="32"/>
-          <w:szCs w:val="32"/>
-        </w:rPr>
-        <w:t>Member_Type_ID</w:t>
-      </w:r>
-      <w:proofErr w:type="spellEnd"/>
-      <w:r>
-        <w:rPr>
-          <w:rFonts w:ascii="TH SarabunPSK" w:hAnsi="TH SarabunPSK" w:cs="TH SarabunPSK"/>
-          <w:sz w:val="32"/>
-          <w:szCs w:val="32"/>
-        </w:rPr>
-        <w:t xml:space="preserve"> FK -&gt; MEMBER_TYPE(</w:t>
-      </w:r>
-      <w:proofErr w:type="spellStart"/>
-      <w:r>
-        <w:rPr>
-          <w:rFonts w:ascii="TH SarabunPSK" w:hAnsi="TH SarabunPSK" w:cs="TH SarabunPSK"/>
-          <w:sz w:val="32"/>
-          <w:szCs w:val="32"/>
-        </w:rPr>
-        <w:t>Member_Type_ID</w:t>
-      </w:r>
-      <w:proofErr w:type="spellEnd"/>
-      <w:r>
-        <w:rPr>
-          <w:rFonts w:ascii="TH SarabunPSK" w:hAnsi="TH SarabunPSK" w:cs="TH SarabunPSK"/>
-          <w:sz w:val="32"/>
-          <w:szCs w:val="32"/>
-        </w:rPr>
-        <w:t>),</w:t>
-      </w:r>
-    </w:p>
-    <w:p>
-      <w:pPr>
-        <w:spacing w:after="0"/>
-        <w:ind w:left="1440"/>
-        <w:rPr>
-          <w:rFonts w:ascii="TH SarabunPSK" w:hAnsi="TH SarabunPSK" w:cs="TH SarabunPSK"/>
-          <w:sz w:val="32"/>
-          <w:szCs w:val="32"/>
-        </w:rPr>
-      </w:pPr>
-      <w:proofErr w:type="spellStart"/>
-      <w:r>
-        <w:rPr>
-          <w:rFonts w:ascii="TH SarabunPSK" w:hAnsi="TH SarabunPSK" w:cs="TH SarabunPSK"/>
-          <w:sz w:val="32"/>
-          <w:szCs w:val="32"/>
-        </w:rPr>
-        <w:t>Last_Update</w:t>
-      </w:r>
-      <w:proofErr w:type="spellEnd"/>
-      <w:r>
-        <w:rPr>
-          <w:rFonts w:ascii="TH SarabunPSK" w:hAnsi="TH SarabunPSK" w:cs="TH SarabunPSK"/>
-          <w:sz w:val="32"/>
-          <w:szCs w:val="32"/>
-        </w:rPr>
-        <w:t>,</w:t>
-      </w:r>
-    </w:p>
-    <w:p>
-      <w:pPr>
-        <w:spacing w:after="0"/>
-        <w:ind w:left="1440"/>
-        <w:rPr>
-          <w:rFonts w:ascii="TH SarabunPSK" w:hAnsi="TH SarabunPSK" w:cs="TH SarabunPSK"/>
-          <w:sz w:val="32"/>
-          <w:szCs w:val="32"/>
-        </w:rPr>
-      </w:pPr>
-      <w:proofErr w:type="spellStart"/>
-      <w:r>
-        <w:rPr>
-          <w:rFonts w:ascii="TH SarabunPSK" w:hAnsi="TH SarabunPSK" w:cs="TH SarabunPSK"/>
-          <w:sz w:val="32"/>
-          <w:szCs w:val="32"/>
-        </w:rPr>
-        <w:t>Last_Update_By</w:t>
-      </w:r>
-      <w:proofErr w:type="spellEnd"/>
-    </w:p>
-    <w:p>
-      <w:pPr>
-        <w:spacing w:after="0"/>
-        <w:ind w:left="720"/>
-        <w:rPr>
-          <w:rFonts w:ascii="TH SarabunPSK" w:hAnsi="TH SarabunPSK" w:cs="TH SarabunPSK"/>
-          <w:sz w:val="32"/>
-          <w:szCs w:val="32"/>
-        </w:rPr>
-      </w:pPr>
-      <w:r>
-        <w:rPr>
-          <w:rFonts w:ascii="TH SarabunPSK" w:hAnsi="TH SarabunPSK" w:cs="TH SarabunPSK"/>
-          <w:sz w:val="32"/>
-          <w:szCs w:val="32"/>
-          <w:cs/>
-        </w:rPr>
-        <w:t>)</w:t>
-      </w:r>
-    </w:p>
-    <w:p>
-      <w:pPr>
-        <w:spacing w:after="0"/>
-        <w:rPr>
-          <w:rFonts w:ascii="TH SarabunPSK" w:hAnsi="TH SarabunPSK" w:cs="TH SarabunPSK"/>
-          <w:sz w:val="32"/>
-          <w:szCs w:val="32"/>
-        </w:rPr>
-      </w:pPr>
-    </w:p>
-    <w:p>
-      <w:pPr>
-        <w:spacing w:after="0"/>
-        <w:rPr>
-          <w:rFonts w:ascii="TH SarabunPSK" w:hAnsi="TH SarabunPSK" w:cs="TH SarabunPSK"/>
-          <w:sz w:val="32"/>
-          <w:szCs w:val="32"/>
-        </w:rPr>
-      </w:pPr>
-    </w:p>
-    <w:p>
-      <w:pPr>
-        <w:spacing w:after="0"/>
-        <w:rPr>
-          <w:rFonts w:ascii="TH SarabunPSK" w:hAnsi="TH SarabunPSK" w:cs="TH SarabunPSK"/>
-          <w:sz w:val="32"/>
-          <w:szCs w:val="32"/>
-        </w:rPr>
-      </w:pPr>
-    </w:p>
-    <w:p>
-      <w:pPr>
-        <w:spacing w:after="0"/>
-        <w:rPr>
-          <w:rFonts w:ascii="TH SarabunPSK" w:hAnsi="TH SarabunPSK" w:cs="TH SarabunPSK"/>
-          <w:sz w:val="32"/>
-          <w:szCs w:val="32"/>
-        </w:rPr>
-      </w:pPr>
-    </w:p>
-    <w:p>
-      <w:pPr>
-        <w:spacing w:after="0"/>
-        <w:rPr>
-          <w:rFonts w:ascii="TH SarabunPSK" w:hAnsi="TH SarabunPSK" w:cs="TH SarabunPSK" w:hint="cs"/>
+        <w:rPr>
+          <w:rFonts w:ascii="TH SarabunPSK" w:hAnsi="TH SarabunPSK" w:cs="TH SarabunPSK"/>
+          <w:sz w:val="32"/>
+          <w:szCs w:val="32"/>
+        </w:rPr>
+      </w:pPr>
+    </w:p>
+    <w:p>
+      <w:pPr>
+        <w:spacing w:after="0"/>
+        <w:rPr>
+          <w:rFonts w:ascii="TH SarabunPSK" w:hAnsi="TH SarabunPSK" w:cs="TH SarabunPSK"/>
+          <w:sz w:val="32"/>
+          <w:szCs w:val="32"/>
+        </w:rPr>
+      </w:pPr>
+    </w:p>
+    <w:p>
+      <w:pPr>
+        <w:spacing w:after="0"/>
+        <w:rPr>
+          <w:rFonts w:ascii="TH SarabunPSK" w:hAnsi="TH SarabunPSK" w:cs="TH SarabunPSK"/>
+          <w:sz w:val="32"/>
+          <w:szCs w:val="32"/>
+        </w:rPr>
+      </w:pPr>
+    </w:p>
+    <w:p>
+      <w:pPr>
+        <w:spacing w:after="0"/>
+        <w:rPr>
+          <w:rFonts w:ascii="TH SarabunPSK" w:hAnsi="TH SarabunPSK" w:cs="TH SarabunPSK"/>
+          <w:sz w:val="32"/>
+          <w:szCs w:val="32"/>
+        </w:rPr>
+      </w:pPr>
+    </w:p>
+    <w:p>
+      <w:pPr>
+        <w:spacing w:after="0"/>
+        <w:rPr>
+          <w:rFonts w:ascii="TH SarabunPSK" w:hAnsi="TH SarabunPSK" w:cs="TH SarabunPSK"/>
+          <w:sz w:val="32"/>
+          <w:szCs w:val="32"/>
+        </w:rPr>
+      </w:pPr>
+    </w:p>
+    <w:p>
+      <w:pPr>
+        <w:spacing w:after="0"/>
+        <w:rPr>
+          <w:rFonts w:ascii="TH SarabunPSK" w:hAnsi="TH SarabunPSK" w:cs="TH SarabunPSK"/>
           <w:sz w:val="32"/>
           <w:szCs w:val="32"/>
         </w:rPr>
@@ -6365,7 +6321,7 @@
         <w:spacing w:after="0"/>
         <w:ind w:left="720"/>
         <w:rPr>
-          <w:rFonts w:ascii="TH SarabunPSK" w:hAnsi="TH SarabunPSK" w:cs="TH SarabunPSK" w:hint="cs"/>
+          <w:rFonts w:ascii="TH SarabunPSK" w:hAnsi="TH SarabunPSK" w:cs="TH SarabunPSK"/>
           <w:sz w:val="32"/>
           <w:szCs w:val="32"/>
         </w:rPr>
@@ -6647,7 +6603,7 @@
       <w:pPr>
         <w:spacing w:after="0"/>
         <w:rPr>
-          <w:rFonts w:ascii="TH SarabunPSK" w:hAnsi="TH SarabunPSK" w:cs="TH SarabunPSK" w:hint="cs"/>
+          <w:rFonts w:ascii="TH SarabunPSK" w:hAnsi="TH SarabunPSK" w:cs="TH SarabunPSK"/>
           <w:sz w:val="32"/>
           <w:szCs w:val="32"/>
         </w:rPr>
@@ -7324,7 +7280,7 @@
         <w:spacing w:after="0"/>
         <w:ind w:left="720"/>
         <w:rPr>
-          <w:rFonts w:ascii="TH SarabunPSK" w:hAnsi="TH SarabunPSK" w:cs="TH SarabunPSK" w:hint="cs"/>
+          <w:rFonts w:ascii="TH SarabunPSK" w:hAnsi="TH SarabunPSK" w:cs="TH SarabunPSK"/>
           <w:sz w:val="32"/>
           <w:szCs w:val="32"/>
         </w:rPr>
@@ -8023,7 +7979,7 @@
         <w:spacing w:after="0"/>
         <w:ind w:left="720"/>
         <w:rPr>
-          <w:rFonts w:ascii="TH SarabunPSK" w:hAnsi="TH SarabunPSK" w:cs="TH SarabunPSK" w:hint="cs"/>
+          <w:rFonts w:ascii="TH SarabunPSK" w:hAnsi="TH SarabunPSK" w:cs="TH SarabunPSK"/>
           <w:sz w:val="32"/>
           <w:szCs w:val="32"/>
           <w:cs/>

--- a/Project1/Group03_TamSang/01_report/Report_Group03_TamSang.docx
+++ b/Project1/Group03_TamSang/01_report/Report_Group03_TamSang.docx
@@ -453,7 +453,6 @@
         </w:rPr>
         <w:tab/>
       </w:r>
-      <w:proofErr w:type="spellStart"/>
       <w:r>
         <w:rPr>
           <w:rFonts w:ascii="TH SarabunPSK" w:hAnsi="TH SarabunPSK" w:cs="TH SarabunPSK" w:hint="cs"/>
@@ -461,7 +460,17 @@
           <w:szCs w:val="40"/>
           <w:cs/>
         </w:rPr>
-        <w:t>สาแม</w:t>
+        <w:t>สา</w:t>
+      </w:r>
+      <w:proofErr w:type="spellStart"/>
+      <w:r>
+        <w:rPr>
+          <w:rFonts w:ascii="TH SarabunPSK" w:hAnsi="TH SarabunPSK" w:cs="TH SarabunPSK" w:hint="cs"/>
+          <w:sz w:val="40"/>
+          <w:szCs w:val="40"/>
+          <w:cs/>
+        </w:rPr>
+        <w:t>แม</w:t>
       </w:r>
       <w:proofErr w:type="spellEnd"/>
       <w:r>
@@ -659,9 +668,18 @@
           <w:szCs w:val="40"/>
           <w:cs/>
         </w:rPr>
-        <w:t>โรฒ</w:t>
+        <w:t>โร</w:t>
       </w:r>
       <w:proofErr w:type="spellEnd"/>
+      <w:r>
+        <w:rPr>
+          <w:rFonts w:ascii="TH SarabunPSK" w:hAnsi="TH SarabunPSK" w:cs="TH SarabunPSK" w:hint="cs"/>
+          <w:sz w:val="40"/>
+          <w:szCs w:val="40"/>
+          <w:cs/>
+        </w:rPr>
+        <w:t>ฒ</w:t>
+      </w:r>
     </w:p>
     <w:p>
       <w:pPr>
@@ -1546,27 +1564,7 @@
           <w:szCs w:val="32"/>
           <w:cs/>
         </w:rPr>
-        <w:t>สามารถเพิ่มทอ</w:t>
-      </w:r>
-      <w:proofErr w:type="spellStart"/>
-      <w:r>
-        <w:rPr>
-          <w:rFonts w:ascii="TH SarabunPSK" w:hAnsi="TH SarabunPSK" w:cs="TH SarabunPSK" w:hint="cs"/>
-          <w:sz w:val="32"/>
-          <w:szCs w:val="32"/>
-          <w:cs/>
-        </w:rPr>
-        <w:t>ปปิ้ง</w:t>
-      </w:r>
-      <w:proofErr w:type="spellEnd"/>
-      <w:r>
-        <w:rPr>
-          <w:rFonts w:ascii="TH SarabunPSK" w:hAnsi="TH SarabunPSK" w:cs="TH SarabunPSK" w:hint="cs"/>
-          <w:sz w:val="32"/>
-          <w:szCs w:val="32"/>
-          <w:cs/>
-        </w:rPr>
-        <w:t>อะไรได้บ้าง</w:t>
+        <w:t>สามารถเพิ่มทอปปิ้งอะไรได้บ้าง</w:t>
       </w:r>
       <w:r>
         <w:rPr>
@@ -1904,7 +1902,7 @@
           <w:szCs w:val="32"/>
           <w:cs/>
         </w:rPr>
-        <w:t>อปปิ้งในรายการอาหาร: ข้อ</w:t>
+        <w:t>อปปิ้งในรายการอาหาร: ข้อมูล</w:t>
       </w:r>
       <w:proofErr w:type="spellStart"/>
       <w:r>
@@ -1914,7 +1912,7 @@
           <w:szCs w:val="32"/>
           <w:cs/>
         </w:rPr>
-        <w:t>มูลท็</w:t>
+        <w:t>ท็</w:t>
       </w:r>
       <w:proofErr w:type="spellEnd"/>
       <w:r>

--- a/Project1/Group03_TamSang/01_report/Report_Group03_TamSang.docx
+++ b/Project1/Group03_TamSang/01_report/Report_Group03_TamSang.docx
@@ -382,7 +382,15 @@
           <w:sz w:val="40"/>
           <w:szCs w:val="40"/>
         </w:rPr>
-        <w:t>67102010161</w:t>
+        <w:t>6710201016</w:t>
+      </w:r>
+      <w:r>
+        <w:rPr>
+          <w:rFonts w:ascii="TH SarabunPSK" w:hAnsi="TH SarabunPSK" w:cs="TH SarabunPSK"/>
+          <w:sz w:val="40"/>
+          <w:szCs w:val="40"/>
+        </w:rPr>
+        <w:t>7</w:t>
       </w:r>
     </w:p>
     <w:p>
@@ -473,7 +481,15 @@
           <w:sz w:val="40"/>
           <w:szCs w:val="40"/>
         </w:rPr>
-        <w:t>67102010161</w:t>
+        <w:t>67102010</w:t>
+      </w:r>
+      <w:r>
+        <w:rPr>
+          <w:rFonts w:ascii="TH SarabunPSK" w:hAnsi="TH SarabunPSK" w:cs="TH SarabunPSK"/>
+          <w:sz w:val="40"/>
+          <w:szCs w:val="40"/>
+        </w:rPr>
+        <w:t>532</w:t>
       </w:r>
     </w:p>
     <w:p>
